--- a/REI-Combinatoria/Materiales en inglés/05a - Fase0_GuiaDidactica_Cadenats.docx
+++ b/REI-Combinatoria/Materiales en inglés/05a - Fase0_GuiaDidactica_Cadenats.docx
@@ -3,7 +3,7 @@
 <w:document xmlns:wpc="http://schemas.microsoft.com/office/word/2010/wordprocessingCanvas" xmlns:cx="http://schemas.microsoft.com/office/drawing/2014/chartex" xmlns:cx1="http://schemas.microsoft.com/office/drawing/2015/9/8/chartex" xmlns:cx2="http://schemas.microsoft.com/office/drawing/2015/10/21/chartex" xmlns:cx3="http://schemas.microsoft.com/office/drawing/2016/5/9/chartex" xmlns:cx4="http://schemas.microsoft.com/office/drawing/2016/5/10/chartex" xmlns:cx5="http://schemas.microsoft.com/office/drawing/2016/5/11/chartex" xmlns:cx6="http://schemas.microsoft.com/office/drawing/2016/5/12/chartex" xmlns:cx7="http://schemas.microsoft.com/office/drawing/2016/5/13/chartex" xmlns:cx8="http://schemas.microsoft.com/office/drawing/2016/5/14/chartex" xmlns:mc="http://schemas.openxmlformats.org/markup-compatibility/2006" xmlns:aink="http://schemas.microsoft.com/office/drawing/2016/ink" xmlns:am3d="http://schemas.microsoft.com/office/drawing/2017/model3d" xmlns:o="urn:schemas-microsoft-com:office:office" xmlns:oel="http://schemas.microsoft.com/office/2019/extlst" xmlns:r="http://schemas.openxmlformats.org/officeDocument/2006/relationships" xmlns:m="http://schemas.openxmlformats.org/officeDocument/2006/math" xmlns:v="urn:schemas-microsoft-com:vml" xmlns:wp14="http://schemas.microsoft.com/office/word/2010/wordprocessingDrawing" xmlns:wp="http://schemas.openxmlformats.org/drawingml/2006/wordprocessingDrawing" xmlns:w10="urn:schemas-microsoft-com:office:word" xmlns:w="http://schemas.openxmlformats.org/wordprocessingml/2006/main" xmlns:w14="http://schemas.microsoft.com/office/word/2010/wordml" xmlns:w15="http://schemas.microsoft.com/office/word/2012/wordml" xmlns:w16cex="http://schemas.microsoft.com/office/word/2018/wordml/cex" xmlns:w16cid="http://schemas.microsoft.com/office/word/2016/wordml/cid" xmlns:w16="http://schemas.microsoft.com/office/word/2018/wordml" xmlns:w16du="http://schemas.microsoft.com/office/word/2023/wordml/word16du" xmlns:w16sdtdh="http://schemas.microsoft.com/office/word/2020/wordml/sdtdatahash" xmlns:w16sdtfl="http://schemas.microsoft.com/office/word/2024/wordml/sdtformatlock" xmlns:w16se="http://schemas.microsoft.com/office/word/2015/wordml/symex" xmlns:wpg="http://schemas.microsoft.com/office/word/2010/wordprocessingGroup" xmlns:wpi="http://schemas.microsoft.com/office/word/2010/wordprocessingInk" xmlns:wne="http://schemas.microsoft.com/office/word/2006/wordml" xmlns:wps="http://schemas.microsoft.com/office/word/2010/wordprocessingShape" mc:Ignorable="w14 w15 w16se w16cid w16 w16cex w16sdtdh w16sdtfl w16du wp14">
   <w:body>
     <w:p>
-      <w:pPr xmlns:w="http://schemas.openxmlformats.org/wordprocessingml/2006/main">
+      <w:pPr>
         <w:rPr>
           <w:rFonts w:ascii="Avenir" w:eastAsia="Avenir" w:hAnsi="Avenir" w:cs="Avenir"/>
           <w:b/>
@@ -11,14 +11,158 @@
           <w:szCs w:val="24"/>
         </w:rPr>
       </w:pPr>
-      <w:r xmlns:w="http://schemas.openxmlformats.org/wordprocessingml/2006/main">
+      <w:r>
+        <w:rPr>
+          <w:noProof/>
+        </w:rPr>
+        <w:drawing>
+          <wp:anchor distT="0" distB="0" distL="114300" distR="114300" simplePos="0" relativeHeight="251660288" behindDoc="0" locked="0" layoutInCell="1" allowOverlap="1" wp14:anchorId="07B83BD7" wp14:editId="43F7FD43">
+            <wp:simplePos x="0" y="0"/>
+            <wp:positionH relativeFrom="column">
+              <wp:posOffset>-71755</wp:posOffset>
+            </wp:positionH>
+            <wp:positionV relativeFrom="paragraph">
+              <wp:posOffset>-909955</wp:posOffset>
+            </wp:positionV>
+            <wp:extent cx="1216025" cy="909955"/>
+            <wp:effectExtent l="0" t="0" r="3175" b="4445"/>
+            <wp:wrapNone/>
+            <wp:docPr id="565325520" name="Gráfico 5"/>
+            <wp:cNvGraphicFramePr>
+              <a:graphicFrameLocks xmlns:a="http://schemas.openxmlformats.org/drawingml/2006/main" noChangeAspect="1"/>
+            </wp:cNvGraphicFramePr>
+            <a:graphic xmlns:a="http://schemas.openxmlformats.org/drawingml/2006/main">
+              <a:graphicData uri="http://schemas.openxmlformats.org/drawingml/2006/picture">
+                <pic:pic xmlns:pic="http://schemas.openxmlformats.org/drawingml/2006/picture">
+                  <pic:nvPicPr>
+                    <pic:cNvPr id="677588393" name="Gráfico 5"/>
+                    <pic:cNvPicPr>
+                      <a:picLocks noChangeAspect="1"/>
+                    </pic:cNvPicPr>
+                  </pic:nvPicPr>
+                  <pic:blipFill rotWithShape="1">
+                    <a:blip r:embed="rId7">
+                      <a:extLst>
+                        <a:ext uri="{28A0092B-C50C-407E-A947-70E740481C1C}">
+                          <a14:useLocalDpi xmlns:a14="http://schemas.microsoft.com/office/drawing/2010/main" val="0"/>
+                        </a:ext>
+                        <a:ext uri="{96DAC541-7B7A-43D3-8B79-37D633B846F1}">
+                          <asvg:svgBlip xmlns:asvg="http://schemas.microsoft.com/office/drawing/2016/SVG/main" r:embed="rId8"/>
+                        </a:ext>
+                      </a:extLst>
+                    </a:blip>
+                    <a:srcRect l="12497" t="14853" r="20703" b="13215"/>
+                    <a:stretch/>
+                  </pic:blipFill>
+                  <pic:spPr bwMode="auto">
+                    <a:xfrm>
+                      <a:off x="0" y="0"/>
+                      <a:ext cx="1216025" cy="909955"/>
+                    </a:xfrm>
+                    <a:prstGeom prst="rect">
+                      <a:avLst/>
+                    </a:prstGeom>
+                    <a:ln>
+                      <a:noFill/>
+                    </a:ln>
+                    <a:extLst>
+                      <a:ext uri="{53640926-AAD7-44D8-BBD7-CCE9431645EC}">
+                        <a14:shadowObscured xmlns:a14="http://schemas.microsoft.com/office/drawing/2010/main"/>
+                      </a:ext>
+                    </a:extLst>
+                  </pic:spPr>
+                </pic:pic>
+              </a:graphicData>
+            </a:graphic>
+          </wp:anchor>
+        </w:drawing>
+      </w:r>
+      <w:r>
+        <w:rPr>
+          <w:noProof/>
+        </w:rPr>
+        <w:drawing>
+          <wp:anchor distT="0" distB="0" distL="114300" distR="114300" simplePos="0" relativeHeight="251659264" behindDoc="0" locked="0" layoutInCell="1" allowOverlap="1" wp14:anchorId="438E92F3" wp14:editId="255B417A">
+            <wp:simplePos x="0" y="0"/>
+            <wp:positionH relativeFrom="column">
+              <wp:posOffset>3580959</wp:posOffset>
+            </wp:positionH>
+            <wp:positionV relativeFrom="paragraph">
+              <wp:posOffset>-772795</wp:posOffset>
+            </wp:positionV>
+            <wp:extent cx="2092960" cy="556895"/>
+            <wp:effectExtent l="0" t="0" r="2540" b="0"/>
+            <wp:wrapNone/>
+            <wp:docPr id="1746761170" name="Picture 2" descr="A grey square with white text&#10;&#10;AI-generated content may be incorrect.">
+              <a:extLst xmlns:a="http://schemas.openxmlformats.org/drawingml/2006/main">
+                <a:ext uri="{FF2B5EF4-FFF2-40B4-BE49-F238E27FC236}">
+                  <a16:creationId xmlns:a16="http://schemas.microsoft.com/office/drawing/2014/main" id="{2ADF4236-C311-988C-1EAF-F33444BF8989}"/>
+                </a:ext>
+              </a:extLst>
+            </wp:docPr>
+            <wp:cNvGraphicFramePr>
+              <a:graphicFrameLocks xmlns:a="http://schemas.openxmlformats.org/drawingml/2006/main" noChangeAspect="1"/>
+            </wp:cNvGraphicFramePr>
+            <a:graphic xmlns:a="http://schemas.openxmlformats.org/drawingml/2006/main">
+              <a:graphicData uri="http://schemas.openxmlformats.org/drawingml/2006/picture">
+                <pic:pic xmlns:pic="http://schemas.openxmlformats.org/drawingml/2006/picture">
+                  <pic:nvPicPr>
+                    <pic:cNvPr id="1026" name="Picture 2" descr="A grey square with white text&#10;&#10;AI-generated content may be incorrect.">
+                      <a:extLst>
+                        <a:ext uri="{FF2B5EF4-FFF2-40B4-BE49-F238E27FC236}">
+                          <a16:creationId xmlns:a16="http://schemas.microsoft.com/office/drawing/2014/main" id="{2ADF4236-C311-988C-1EAF-F33444BF8989}"/>
+                        </a:ext>
+                      </a:extLst>
+                    </pic:cNvPr>
+                    <pic:cNvPicPr>
+                      <a:picLocks noChangeAspect="1"/>
+                    </pic:cNvPicPr>
+                  </pic:nvPicPr>
+                  <pic:blipFill rotWithShape="1">
+                    <a:blip r:embed="rId9">
+                      <a:extLst>
+                        <a:ext uri="{28A0092B-C50C-407E-A947-70E740481C1C}">
+                          <a14:useLocalDpi xmlns:a14="http://schemas.microsoft.com/office/drawing/2010/main" val="0"/>
+                        </a:ext>
+                      </a:extLst>
+                    </a:blip>
+                    <a:srcRect r="18171" b="16231"/>
+                    <a:stretch>
+                      <a:fillRect/>
+                    </a:stretch>
+                  </pic:blipFill>
+                  <pic:spPr bwMode="auto">
+                    <a:xfrm>
+                      <a:off x="0" y="0"/>
+                      <a:ext cx="2092960" cy="556895"/>
+                    </a:xfrm>
+                    <a:prstGeom prst="rect">
+                      <a:avLst/>
+                    </a:prstGeom>
+                    <a:noFill/>
+                    <a:ln>
+                      <a:noFill/>
+                    </a:ln>
+                    <a:extLst>
+                      <a:ext uri="{53640926-AAD7-44D8-BBD7-CCE9431645EC}">
+                        <a14:shadowObscured xmlns:a14="http://schemas.microsoft.com/office/drawing/2010/main"/>
+                      </a:ext>
+                    </a:extLst>
+                  </pic:spPr>
+                </pic:pic>
+              </a:graphicData>
+            </a:graphic>
+          </wp:anchor>
+        </w:drawing>
+      </w:r>
+      <w:r>
         <w:rPr>
           <w:rFonts w:ascii="Avenir" w:eastAsia="Avenir" w:hAnsi="Avenir" w:cs="Avenir"/>
           <w:b/>
           <w:sz w:val="24"/>
           <w:szCs w:val="24"/>
         </w:rPr>
-        <w:t xml:space="preserve">Phase 0—Introductory: Presentation of Q0 and first exploration of the locks</w:t>
+        <w:t>Phase 0—Introductory: Presentation of Q0 and first exploration of the locks</w:t>
       </w:r>
     </w:p>
     <w:tbl>
@@ -57,7 +201,7 @@
             <w:tcW w:w="8740" w:type="dxa"/>
           </w:tcPr>
           <w:p>
-            <w:pPr xmlns:w="http://schemas.openxmlformats.org/wordprocessingml/2006/main">
+            <w:pPr>
               <w:pStyle w:val="Heading1"/>
               <w:spacing w:before="240" w:after="240"/>
               <w:rPr>
@@ -67,18 +211,18 @@
                 <w:szCs w:val="24"/>
               </w:rPr>
             </w:pPr>
-            <w:r xmlns:w="http://schemas.openxmlformats.org/wordprocessingml/2006/main">
+            <w:r>
               <w:rPr>
                 <w:rFonts w:ascii="Avenir" w:eastAsia="Avenir" w:hAnsi="Avenir" w:cs="Avenir"/>
                 <w:color w:val="5E3BFF"/>
                 <w:sz w:val="24"/>
                 <w:szCs w:val="24"/>
               </w:rPr>
-              <w:t xml:space="preserve">Main objectives and issues</w:t>
+              <w:t>Main objectives and issues</w:t>
             </w:r>
           </w:p>
           <w:p>
-            <w:pPr xmlns:w="http://schemas.openxmlformats.org/wordprocessingml/2006/main">
+            <w:pPr>
               <w:pBdr>
                 <w:top w:val="nil"/>
                 <w:left w:val="nil"/>
@@ -95,17 +239,17 @@
                 <w:color w:val="000000"/>
               </w:rPr>
             </w:pPr>
-            <w:r xmlns:w="http://schemas.openxmlformats.org/wordprocessingml/2006/main">
+            <w:r>
               <w:rPr>
                 <w:rFonts w:ascii="Avenir" w:eastAsia="Avenir" w:hAnsi="Avenir" w:cs="Avenir"/>
                 <w:b/>
                 <w:color w:val="000000"/>
               </w:rPr>
-              <w:t xml:space="preserve">For the teacher</w:t>
+              <w:t>For the teacher</w:t>
             </w:r>
           </w:p>
           <w:p>
-            <w:pPr xmlns:w="http://schemas.openxmlformats.org/wordprocessingml/2006/main">
+            <w:pPr>
               <w:numPr>
                 <w:ilvl w:val="0"/>
                 <w:numId w:val="3"/>
@@ -123,16 +267,16 @@
                 <w:color w:val="000000"/>
               </w:rPr>
             </w:pPr>
-            <w:r xmlns:w="http://schemas.openxmlformats.org/wordprocessingml/2006/main">
-              <w:rPr>
-                <w:rFonts w:ascii="Avenir" w:eastAsia="Avenir" w:hAnsi="Avenir" w:cs="Avenir"/>
-                <w:color w:val="000000"/>
-              </w:rPr>
-              <w:t xml:space="preserve">Presentation of the generative question Q0, along with the first collection of padlocks that must be distributed among the different groups.</w:t>
+            <w:r>
+              <w:rPr>
+                <w:rFonts w:ascii="Avenir" w:eastAsia="Avenir" w:hAnsi="Avenir" w:cs="Avenir"/>
+                <w:color w:val="000000"/>
+              </w:rPr>
+              <w:t>Presentation of the generative question Q0, along with the first collection of padlocks that must be distributed among the different groups.</w:t>
             </w:r>
           </w:p>
           <w:p>
-            <w:pPr xmlns:w="http://schemas.openxmlformats.org/wordprocessingml/2006/main">
+            <w:pPr>
               <w:numPr>
                 <w:ilvl w:val="0"/>
                 <w:numId w:val="3"/>
@@ -150,14 +294,14 @@
                 <w:color w:val="000000"/>
               </w:rPr>
             </w:pPr>
-            <w:r xmlns:w="http://schemas.openxmlformats.org/wordprocessingml/2006/main">
+            <w:r>
               <w:rPr>
                 <w:rFonts w:ascii="Avenir" w:eastAsia="Avenir" w:hAnsi="Avenir" w:cs="Avenir"/>
                 <w:color w:val="000000"/>
               </w:rPr>
               <w:t xml:space="preserve">To bring out the need to establish a common terminology to refer to the different variables that characterize each padlock. </w:t>
             </w:r>
-            <w:r xmlns:w="http://schemas.openxmlformats.org/wordprocessingml/2006/main">
+            <w:r>
               <w:rPr>
                 <w:rFonts w:ascii="Avenir" w:eastAsia="Avenir" w:hAnsi="Avenir" w:cs="Avenir"/>
                 <w:i/>
@@ -165,16 +309,16 @@
               </w:rPr>
               <w:t xml:space="preserve">Not to do so </w:t>
             </w:r>
-            <w:r xmlns:w="http://schemas.openxmlformats.org/wordprocessingml/2006/main">
+            <w:r>
               <w:rPr>
                 <w:rFonts w:ascii="Avenir" w:eastAsia="Avenir" w:hAnsi="Avenir" w:cs="Avenir"/>
                 <w:i/>
               </w:rPr>
-              <w:t xml:space="preserve">until after the pooling of questions Q0[1].</w:t>
+              <w:t>until after the pooling of questions Q0[1].</w:t>
             </w:r>
           </w:p>
           <w:p>
-            <w:pPr xmlns:w="http://schemas.openxmlformats.org/wordprocessingml/2006/main">
+            <w:pPr>
               <w:pBdr>
                 <w:top w:val="nil"/>
                 <w:left w:val="nil"/>
@@ -191,17 +335,17 @@
                 <w:color w:val="000000"/>
               </w:rPr>
             </w:pPr>
-            <w:r xmlns:w="http://schemas.openxmlformats.org/wordprocessingml/2006/main">
+            <w:r>
               <w:rPr>
                 <w:rFonts w:ascii="Avenir" w:eastAsia="Avenir" w:hAnsi="Avenir" w:cs="Avenir"/>
                 <w:b/>
                 <w:color w:val="000000"/>
               </w:rPr>
-              <w:t xml:space="preserve">For students</w:t>
+              <w:t>For students</w:t>
             </w:r>
           </w:p>
           <w:p>
-            <w:pPr xmlns:w="http://schemas.openxmlformats.org/wordprocessingml/2006/main">
+            <w:pPr>
               <w:numPr>
                 <w:ilvl w:val="0"/>
                 <w:numId w:val="3"/>
@@ -219,16 +363,16 @@
                 <w:color w:val="000000"/>
               </w:rPr>
             </w:pPr>
-            <w:r xmlns:w="http://schemas.openxmlformats.org/wordprocessingml/2006/main">
-              <w:rPr>
-                <w:rFonts w:ascii="Avenir" w:eastAsia="Avenir" w:hAnsi="Avenir" w:cs="Avenir"/>
-                <w:color w:val="000000"/>
-              </w:rPr>
-              <w:t xml:space="preserve">First exploration of Q0 and formulation of questions related to the need to calculate how many codes a padlock supports.</w:t>
+            <w:r>
+              <w:rPr>
+                <w:rFonts w:ascii="Avenir" w:eastAsia="Avenir" w:hAnsi="Avenir" w:cs="Avenir"/>
+                <w:color w:val="000000"/>
+              </w:rPr>
+              <w:t>First exploration of Q0 and formulation of questions related to the need to calculate how many codes a padlock supports.</w:t>
             </w:r>
           </w:p>
           <w:p>
-            <w:pPr xmlns:w="http://schemas.openxmlformats.org/wordprocessingml/2006/main">
+            <w:pPr>
               <w:numPr>
                 <w:ilvl w:val="0"/>
                 <w:numId w:val="3"/>
@@ -246,29 +390,29 @@
                 <w:color w:val="000000"/>
               </w:rPr>
             </w:pPr>
-            <w:r xmlns:w="http://schemas.openxmlformats.org/wordprocessingml/2006/main">
+            <w:r>
               <w:rPr>
                 <w:rFonts w:ascii="Avenir" w:eastAsia="Avenir" w:hAnsi="Avenir" w:cs="Avenir"/>
                 <w:color w:val="000000"/>
               </w:rPr>
               <w:t xml:space="preserve">Propose terminology to refer to the different elements and variables of the padlock (cell </w:t>
             </w:r>
-            <w:r xmlns:w="http://schemas.openxmlformats.org/wordprocessingml/2006/main">
+            <w:r>
               <w:rPr>
                 <w:rFonts w:ascii="Avenir" w:eastAsia="Avenir" w:hAnsi="Avenir" w:cs="Avenir"/>
               </w:rPr>
               <w:t xml:space="preserve">, </w:t>
             </w:r>
-            <w:r xmlns:w="http://schemas.openxmlformats.org/wordprocessingml/2006/main">
-              <w:rPr>
-                <w:rFonts w:ascii="Avenir" w:eastAsia="Avenir" w:hAnsi="Avenir" w:cs="Avenir"/>
-                <w:color w:val="000000"/>
-              </w:rPr>
-              <w:t xml:space="preserve">number, code, etc.) and see the need to establish a common terminology.</w:t>
+            <w:r>
+              <w:rPr>
+                <w:rFonts w:ascii="Avenir" w:eastAsia="Avenir" w:hAnsi="Avenir" w:cs="Avenir"/>
+                <w:color w:val="000000"/>
+              </w:rPr>
+              <w:t>number, code, etc.) and see the need to establish a common terminology.</w:t>
             </w:r>
           </w:p>
           <w:p>
-            <w:pPr xmlns:w="http://schemas.openxmlformats.org/wordprocessingml/2006/main">
+            <w:pPr>
               <w:numPr>
                 <w:ilvl w:val="0"/>
                 <w:numId w:val="3"/>
@@ -286,12 +430,12 @@
                 <w:color w:val="000000"/>
               </w:rPr>
             </w:pPr>
-            <w:r xmlns:w="http://schemas.openxmlformats.org/wordprocessingml/2006/main">
-              <w:rPr>
-                <w:rFonts w:ascii="Avenir" w:eastAsia="Avenir" w:hAnsi="Avenir" w:cs="Avenir"/>
-                <w:color w:val="000000"/>
-              </w:rPr>
-              <w:t xml:space="preserve">Develop verbal, communicative and analytical skills to formulate, discuss, write and present different questions and answers in small and large groups.</w:t>
+            <w:r>
+              <w:rPr>
+                <w:rFonts w:ascii="Avenir" w:eastAsia="Avenir" w:hAnsi="Avenir" w:cs="Avenir"/>
+                <w:color w:val="000000"/>
+              </w:rPr>
+              <w:t>Develop verbal, communicative and analytical skills to formulate, discuss, write and present different questions and answers in small and large groups.</w:t>
             </w:r>
           </w:p>
         </w:tc>
@@ -347,7 +491,7 @@
             <w:tcW w:w="8740" w:type="dxa"/>
           </w:tcPr>
           <w:p>
-            <w:pPr xmlns:w="http://schemas.openxmlformats.org/wordprocessingml/2006/main">
+            <w:pPr>
               <w:pStyle w:val="Heading1"/>
               <w:spacing w:before="240" w:after="240"/>
               <w:rPr>
@@ -357,18 +501,18 @@
                 <w:szCs w:val="24"/>
               </w:rPr>
             </w:pPr>
-            <w:r xmlns:w="http://schemas.openxmlformats.org/wordprocessingml/2006/main">
+            <w:r>
               <w:rPr>
                 <w:rFonts w:ascii="Avenir" w:eastAsia="Avenir" w:hAnsi="Avenir" w:cs="Avenir"/>
                 <w:color w:val="262626"/>
                 <w:sz w:val="24"/>
                 <w:szCs w:val="24"/>
               </w:rPr>
-              <w:t xml:space="preserve">Phase structure: main moments, timing and classroom dynamics</w:t>
+              <w:t>Phase structure: main moments, timing and classroom dynamics</w:t>
             </w:r>
           </w:p>
           <w:p>
-            <w:pPr xmlns:w="http://schemas.openxmlformats.org/wordprocessingml/2006/main">
+            <w:pPr>
               <w:pStyle w:val="Heading2"/>
               <w:tabs>
                 <w:tab w:val="left" w:pos="7076"/>
@@ -382,7 +526,7 @@
                 <w:szCs w:val="20"/>
               </w:rPr>
             </w:pPr>
-            <w:r xmlns:w="http://schemas.openxmlformats.org/wordprocessingml/2006/main">
+            <w:r>
               <w:rPr>
                 <w:rFonts w:ascii="Avenir" w:eastAsia="Avenir" w:hAnsi="Avenir" w:cs="Avenir"/>
                 <w:b/>
@@ -392,18 +536,18 @@
               </w:rPr>
               <w:t xml:space="preserve">[1] Presentation of Q0 and collection of derived questions </w:t>
             </w:r>
-            <w:r xmlns:w="http://schemas.openxmlformats.org/wordprocessingml/2006/main">
+            <w:r>
               <w:rPr>
                 <w:rFonts w:ascii="Avenir" w:eastAsia="Avenir" w:hAnsi="Avenir" w:cs="Avenir"/>
                 <w:color w:val="262626"/>
                 <w:sz w:val="20"/>
                 <w:szCs w:val="20"/>
               </w:rPr>
-              <w:t xml:space="preserve">20-30 min</w:t>
+              <w:t>20-30 min</w:t>
             </w:r>
           </w:p>
           <w:p>
-            <w:pPr xmlns:w="http://schemas.openxmlformats.org/wordprocessingml/2006/main">
+            <w:pPr>
               <w:pBdr>
                 <w:top w:val="nil"/>
                 <w:left w:val="nil"/>
@@ -418,42 +562,42 @@
                 <w:color w:val="000000"/>
               </w:rPr>
             </w:pPr>
-            <w:r xmlns:w="http://schemas.openxmlformats.org/wordprocessingml/2006/main">
+            <w:r>
               <w:rPr>
                 <w:rFonts w:ascii="Avenir" w:eastAsia="Avenir" w:hAnsi="Avenir" w:cs="Avenir"/>
                 <w:color w:val="000000"/>
               </w:rPr>
               <w:t xml:space="preserve">The </w:t>
             </w:r>
-            <w:r xmlns:w="http://schemas.openxmlformats.org/wordprocessingml/2006/main">
+            <w:r>
               <w:rPr>
                 <w:rFonts w:ascii="Avenir" w:eastAsia="Avenir" w:hAnsi="Avenir" w:cs="Avenir"/>
                 <w:color w:val="5E3BFF"/>
               </w:rPr>
               <w:t xml:space="preserve">teacher </w:t>
             </w:r>
-            <w:r xmlns:w="http://schemas.openxmlformats.org/wordprocessingml/2006/main">
+            <w:r>
               <w:rPr>
                 <w:rFonts w:ascii="Avenir" w:eastAsia="Avenir" w:hAnsi="Avenir" w:cs="Avenir"/>
                 <w:color w:val="000000"/>
               </w:rPr>
               <w:t xml:space="preserve">presents the first collection of padlocks [ </w:t>
             </w:r>
-            <w:r xmlns:w="http://schemas.openxmlformats.org/wordprocessingml/2006/main">
+            <w:r>
               <w:rPr>
                 <w:rFonts w:ascii="Avenir" w:eastAsia="Avenir" w:hAnsi="Avenir" w:cs="Avenir"/>
                 <w:color w:val="3A7D22"/>
               </w:rPr>
               <w:t xml:space="preserve">Padlocks </w:t>
             </w:r>
-            <w:r xmlns:w="http://schemas.openxmlformats.org/wordprocessingml/2006/main">
+            <w:r>
               <w:rPr>
                 <w:rFonts w:ascii="Avenir" w:eastAsia="Avenir" w:hAnsi="Avenir" w:cs="Avenir"/>
                 <w:color w:val="000000"/>
               </w:rPr>
               <w:t xml:space="preserve">] and introduces the generative question </w:t>
             </w:r>
-            <w:r xmlns:w="http://schemas.openxmlformats.org/wordprocessingml/2006/main">
+            <w:r>
               <w:rPr>
                 <w:rFonts w:ascii="Avenir" w:eastAsia="Avenir" w:hAnsi="Avenir" w:cs="Avenir"/>
                 <w:b/>
@@ -461,14 +605,14 @@
               </w:rPr>
               <w:t xml:space="preserve">Q0 </w:t>
             </w:r>
-            <w:r xmlns:w="http://schemas.openxmlformats.org/wordprocessingml/2006/main">
+            <w:r>
               <w:rPr>
                 <w:rFonts w:ascii="Avenir" w:eastAsia="Avenir" w:hAnsi="Avenir" w:cs="Avenir"/>
                 <w:color w:val="000000"/>
               </w:rPr>
               <w:t xml:space="preserve">about: </w:t>
             </w:r>
-            <w:r xmlns:w="http://schemas.openxmlformats.org/wordprocessingml/2006/main">
+            <w:r>
               <w:rPr>
                 <w:rFonts w:ascii="Avenir" w:eastAsia="Avenir" w:hAnsi="Avenir" w:cs="Avenir"/>
                 <w:i/>
@@ -476,30 +620,30 @@
               </w:rPr>
               <w:t xml:space="preserve">Of the collection of padlocks, which padlock is the most secure? </w:t>
             </w:r>
-            <w:r xmlns:w="http://schemas.openxmlformats.org/wordprocessingml/2006/main">
+            <w:r>
               <w:rPr>
                 <w:rFonts w:ascii="Avenir" w:eastAsia="Avenir" w:hAnsi="Avenir" w:cs="Avenir"/>
                 <w:color w:val="000000"/>
               </w:rPr>
               <w:t xml:space="preserve">[ </w:t>
             </w:r>
-            <w:r xmlns:w="http://schemas.openxmlformats.org/wordprocessingml/2006/main">
+            <w:r>
               <w:rPr>
                 <w:rFonts w:ascii="Avenir" w:eastAsia="Avenir" w:hAnsi="Avenir" w:cs="Avenir"/>
                 <w:color w:val="3A7D22"/>
               </w:rPr>
               <w:t xml:space="preserve">Guided presentation </w:t>
             </w:r>
-            <w:r xmlns:w="http://schemas.openxmlformats.org/wordprocessingml/2006/main">
-              <w:rPr>
-                <w:rFonts w:ascii="Avenir" w:eastAsia="Avenir" w:hAnsi="Avenir" w:cs="Avenir"/>
-                <w:color w:val="000000"/>
-              </w:rPr>
-              <w:t xml:space="preserve">].</w:t>
+            <w:r>
+              <w:rPr>
+                <w:rFonts w:ascii="Avenir" w:eastAsia="Avenir" w:hAnsi="Avenir" w:cs="Avenir"/>
+                <w:color w:val="000000"/>
+              </w:rPr>
+              <w:t>].</w:t>
             </w:r>
           </w:p>
           <w:p>
-            <w:pPr xmlns:w="http://schemas.openxmlformats.org/wordprocessingml/2006/main">
+            <w:pPr>
               <w:pBdr>
                 <w:top w:val="nil"/>
                 <w:left w:val="nil"/>
@@ -514,7 +658,7 @@
                 <w:color w:val="000000"/>
               </w:rPr>
             </w:pPr>
-            <w:r xmlns:w="http://schemas.openxmlformats.org/wordprocessingml/2006/main" xmlns:wp="http://schemas.openxmlformats.org/drawingml/2006/wordprocessingDrawing" xmlns:wp14="http://schemas.microsoft.com/office/word/2010/wordprocessingDrawing" xmlns:r="http://schemas.openxmlformats.org/officeDocument/2006/relationships">
+            <w:r>
               <w:rPr>
                 <w:rFonts w:ascii="Avenir" w:eastAsia="Avenir" w:hAnsi="Avenir" w:cs="Avenir"/>
                 <w:noProof/>
@@ -523,7 +667,7 @@
                 <w:szCs w:val="18"/>
                 <w:highlight w:val="white"/>
               </w:rPr>
-              <w:drawing xmlns:w="http://schemas.openxmlformats.org/wordprocessingml/2006/main" xmlns:wp="http://schemas.openxmlformats.org/drawingml/2006/wordprocessingDrawing" xmlns:wp14="http://schemas.microsoft.com/office/word/2010/wordprocessingDrawing" xmlns:r="http://schemas.openxmlformats.org/officeDocument/2006/relationships">
+              <w:drawing>
                 <wp:inline distT="0" distB="0" distL="0" distR="0" wp14:anchorId="474CBA53" wp14:editId="474CBA54">
                   <wp:extent cx="3708464" cy="1001794"/>
                   <wp:effectExtent l="0" t="0" r="0" b="0"/>
@@ -537,7 +681,7 @@
                           <pic:cNvPicPr preferRelativeResize="0"/>
                         </pic:nvPicPr>
                         <pic:blipFill>
-                          <a:blip r:embed="rId7"/>
+                          <a:blip r:embed="rId10"/>
                           <a:srcRect/>
                           <a:stretch>
                             <a:fillRect/>
@@ -559,80 +703,80 @@
                 </wp:inline>
               </w:drawing>
             </w:r>
-            <w:r xmlns:w="http://schemas.openxmlformats.org/wordprocessingml/2006/main">
+            <w:r>
               <w:rPr>
                 <w:rFonts w:ascii="Avenir" w:eastAsia="Avenir" w:hAnsi="Avenir" w:cs="Avenir"/>
                 <w:color w:val="000000"/>
                 <w:highlight w:val="white"/>
               </w:rPr>
-              <w:br xmlns:w="http://schemas.openxmlformats.org/wordprocessingml/2006/main"/>
-            </w:r>
-            <w:r xmlns:w="http://schemas.openxmlformats.org/wordprocessingml/2006/main">
+              <w:br/>
+            </w:r>
+            <w:r>
               <w:rPr>
                 <w:rFonts w:ascii="Avenir" w:eastAsia="Avenir" w:hAnsi="Avenir" w:cs="Avenir"/>
                 <w:color w:val="000000"/>
               </w:rPr>
               <w:t xml:space="preserve">The </w:t>
             </w:r>
-            <w:r xmlns:w="http://schemas.openxmlformats.org/wordprocessingml/2006/main">
+            <w:r>
               <w:rPr>
                 <w:rFonts w:ascii="Avenir" w:eastAsia="Avenir" w:hAnsi="Avenir" w:cs="Avenir"/>
                 <w:color w:val="5E3BFF"/>
               </w:rPr>
               <w:t xml:space="preserve">teacher </w:t>
             </w:r>
-            <w:r xmlns:w="http://schemas.openxmlformats.org/wordprocessingml/2006/main">
+            <w:r>
               <w:rPr>
                 <w:rFonts w:ascii="Avenir" w:eastAsia="Avenir" w:hAnsi="Avenir" w:cs="Avenir"/>
                 <w:color w:val="000000"/>
               </w:rPr>
               <w:t xml:space="preserve">collects a first shower of questions derived from Q0 and is responsible for outlining the opening of the question and answer map, on the board and later digitally (see example in </w:t>
             </w:r>
-            <w:r xmlns:w="http://schemas.openxmlformats.org/wordprocessingml/2006/main">
+            <w:r>
               <w:rPr>
                 <w:rFonts w:ascii="Avenir" w:eastAsia="Avenir" w:hAnsi="Avenir" w:cs="Avenir"/>
                 <w:color w:val="E97132"/>
               </w:rPr>
               <w:t xml:space="preserve">Image 1A </w:t>
             </w:r>
-            <w:r xmlns:w="http://schemas.openxmlformats.org/wordprocessingml/2006/main">
+            <w:r>
               <w:rPr>
                 <w:rFonts w:ascii="Avenir" w:eastAsia="Avenir" w:hAnsi="Avenir" w:cs="Avenir"/>
                 <w:color w:val="000000"/>
               </w:rPr>
               <w:t xml:space="preserve">and </w:t>
             </w:r>
-            <w:r xmlns:w="http://schemas.openxmlformats.org/wordprocessingml/2006/main">
+            <w:r>
               <w:rPr>
                 <w:rFonts w:ascii="Avenir" w:eastAsia="Avenir" w:hAnsi="Avenir" w:cs="Avenir"/>
                 <w:color w:val="E97132"/>
               </w:rPr>
               <w:t xml:space="preserve">Image 1B </w:t>
             </w:r>
-            <w:r xmlns:w="http://schemas.openxmlformats.org/wordprocessingml/2006/main">
+            <w:r>
               <w:rPr>
                 <w:rFonts w:ascii="Avenir" w:eastAsia="Avenir" w:hAnsi="Avenir" w:cs="Avenir"/>
                 <w:color w:val="000000"/>
               </w:rPr>
               <w:t xml:space="preserve">). The discussion cannot be directed solely at the technology of the padlock or the material with which it is manufactured (at no time will the padlock be opened by breaking it or forcing it). Table </w:t>
             </w:r>
-            <w:r xmlns:w="http://schemas.openxmlformats.org/wordprocessingml/2006/main">
+            <w:r>
               <w:rPr>
                 <w:rFonts w:ascii="Avenir" w:eastAsia="Avenir" w:hAnsi="Avenir" w:cs="Avenir"/>
                 <w:color w:val="E97132"/>
               </w:rPr>
               <w:t xml:space="preserve">1 </w:t>
             </w:r>
-            <w:r xmlns:w="http://schemas.openxmlformats.org/wordprocessingml/2006/main">
-              <w:rPr>
-                <w:rFonts w:ascii="Avenir" w:eastAsia="Avenir" w:hAnsi="Avenir" w:cs="Avenir"/>
-                <w:color w:val="000000"/>
-              </w:rPr>
-              <w:t xml:space="preserve">(found below and as a separate document for teachers) includes a description of the characteristics of each padlock, in addition to being able to physically show them.</w:t>
+            <w:r>
+              <w:rPr>
+                <w:rFonts w:ascii="Avenir" w:eastAsia="Avenir" w:hAnsi="Avenir" w:cs="Avenir"/>
+                <w:color w:val="000000"/>
+              </w:rPr>
+              <w:t>(found below and as a separate document for teachers) includes a description of the characteristics of each padlock, in addition to being able to physically show them.</w:t>
             </w:r>
           </w:p>
           <w:p>
-            <w:pPr xmlns:w="http://schemas.openxmlformats.org/wordprocessingml/2006/main">
+            <w:pPr>
               <w:pBdr>
                 <w:top w:val="nil"/>
                 <w:left w:val="nil"/>
@@ -646,7 +790,7 @@
                 <w:color w:val="000000"/>
               </w:rPr>
             </w:pPr>
-            <w:r xmlns:w="http://schemas.openxmlformats.org/wordprocessingml/2006/main">
+            <w:r>
               <w:rPr>
                 <w:rFonts w:ascii="Avenir" w:eastAsia="Avenir" w:hAnsi="Avenir" w:cs="Avenir"/>
                 <w:b/>
@@ -654,67 +798,60 @@
               </w:rPr>
               <w:t xml:space="preserve">Q1 </w:t>
             </w:r>
-            <w:r xmlns:w="http://schemas.openxmlformats.org/wordprocessingml/2006/main">
-              <w:rPr>
-                <w:rFonts w:ascii="Avenir" w:eastAsia="Avenir" w:hAnsi="Avenir" w:cs="Avenir"/>
-                <w:color w:val="000000"/>
-              </w:rPr>
-              <w:t xml:space="preserve">should emerge </w:t>
-            </w:r>
-            <w:r xmlns:w="http://schemas.openxmlformats.org/wordprocessingml/2006/main">
+            <w:r>
+              <w:rPr>
+                <w:rFonts w:ascii="Avenir" w:eastAsia="Avenir" w:hAnsi="Avenir" w:cs="Avenir"/>
+                <w:color w:val="000000"/>
+              </w:rPr>
+              <w:t xml:space="preserve">should emerge : </w:t>
+            </w:r>
+            <w:r>
+              <w:rPr>
+                <w:rFonts w:ascii="Avenir" w:eastAsia="Avenir" w:hAnsi="Avenir" w:cs="Avenir"/>
+                <w:i/>
+                <w:color w:val="000000"/>
+              </w:rPr>
+              <w:t xml:space="preserve">How many codes does each padlock accept? </w:t>
+            </w:r>
+            <w:r>
+              <w:rPr>
+                <w:rFonts w:ascii="Avenir" w:eastAsia="Avenir" w:hAnsi="Avenir" w:cs="Avenir"/>
+              </w:rPr>
+              <w:t xml:space="preserve">Or </w:t>
+            </w:r>
+            <w:r>
+              <w:rPr>
+                <w:rFonts w:ascii="Avenir" w:eastAsia="Avenir" w:hAnsi="Avenir" w:cs="Avenir"/>
+                <w:color w:val="000000"/>
+              </w:rPr>
+              <w:t xml:space="preserve">, under the hypothesis that they know nothing more about padlocks apart from their characteristics, </w:t>
+            </w:r>
+            <w:r>
+              <w:rPr>
+                <w:rFonts w:ascii="Avenir" w:eastAsia="Avenir" w:hAnsi="Avenir" w:cs="Avenir"/>
+                <w:b/>
+                <w:color w:val="000000"/>
+              </w:rPr>
+              <w:t xml:space="preserve">Q1.1 is raised </w:t>
+            </w:r>
+            <w:r>
               <w:rPr>
                 <w:rFonts w:ascii="Avenir" w:eastAsia="Avenir" w:hAnsi="Avenir" w:cs="Avenir"/>
                 <w:color w:val="000000"/>
               </w:rPr>
               <w:t xml:space="preserve">: </w:t>
             </w:r>
-            <w:r xmlns:w="http://schemas.openxmlformats.org/wordprocessingml/2006/main">
+            <w:r>
               <w:rPr>
                 <w:rFonts w:ascii="Avenir" w:eastAsia="Avenir" w:hAnsi="Avenir" w:cs="Avenir"/>
                 <w:i/>
                 <w:color w:val="000000"/>
               </w:rPr>
-              <w:t xml:space="preserve">How many codes does each padlock accept? </w:t>
-            </w:r>
-            <w:r xmlns:w="http://schemas.openxmlformats.org/wordprocessingml/2006/main">
-              <w:rPr>
-                <w:rFonts w:ascii="Avenir" w:eastAsia="Avenir" w:hAnsi="Avenir" w:cs="Avenir"/>
-              </w:rPr>
-              <w:t xml:space="preserve">Or </w:t>
-            </w:r>
-            <w:r xmlns:w="http://schemas.openxmlformats.org/wordprocessingml/2006/main">
-              <w:rPr>
-                <w:rFonts w:ascii="Avenir" w:eastAsia="Avenir" w:hAnsi="Avenir" w:cs="Avenir"/>
-                <w:color w:val="000000"/>
-              </w:rPr>
-              <w:t xml:space="preserve">, under the hypothesis that they know nothing more about padlocks apart from their characteristics, </w:t>
-            </w:r>
-            <w:r xmlns:w="http://schemas.openxmlformats.org/wordprocessingml/2006/main">
-              <w:rPr>
-                <w:rFonts w:ascii="Avenir" w:eastAsia="Avenir" w:hAnsi="Avenir" w:cs="Avenir"/>
-                <w:b/>
-                <w:color w:val="000000"/>
-              </w:rPr>
-              <w:t xml:space="preserve">Q1.1 is raised </w:t>
-            </w:r>
-            <w:r xmlns:w="http://schemas.openxmlformats.org/wordprocessingml/2006/main">
-              <w:rPr>
-                <w:rFonts w:ascii="Avenir" w:eastAsia="Avenir" w:hAnsi="Avenir" w:cs="Avenir"/>
-                <w:color w:val="000000"/>
-              </w:rPr>
-              <w:t xml:space="preserve">: </w:t>
-            </w:r>
-            <w:r xmlns:w="http://schemas.openxmlformats.org/wordprocessingml/2006/main">
-              <w:rPr>
-                <w:rFonts w:ascii="Avenir" w:eastAsia="Avenir" w:hAnsi="Avenir" w:cs="Avenir"/>
-                <w:i/>
-                <w:color w:val="000000"/>
-              </w:rPr>
-              <w:t xml:space="preserve">Which of the padlocks accepts the most codes?</w:t>
+              <w:t>Which of the padlocks accepts the most codes?</w:t>
             </w:r>
           </w:p>
           <w:p>
-            <w:pPr xmlns:w="http://schemas.openxmlformats.org/wordprocessingml/2006/main">
+            <w:pPr>
               <w:pBdr>
                 <w:top w:val="nil"/>
                 <w:left w:val="nil"/>
@@ -733,7 +870,7 @@
                 <w:color w:val="000000"/>
               </w:rPr>
             </w:pPr>
-            <w:r xmlns:w="http://schemas.openxmlformats.org/wordprocessingml/2006/main">
+            <w:r>
               <w:rPr>
                 <w:rFonts w:ascii="Avenir" w:eastAsia="Avenir" w:hAnsi="Avenir" w:cs="Avenir"/>
                 <w:b/>
@@ -741,16 +878,16 @@
               </w:rPr>
               <w:t xml:space="preserve">[2] Sharing common terminology </w:t>
             </w:r>
-            <w:r xmlns:w="http://schemas.openxmlformats.org/wordprocessingml/2006/main">
-              <w:rPr>
-                <w:rFonts w:ascii="Avenir" w:eastAsia="Avenir" w:hAnsi="Avenir" w:cs="Avenir"/>
-                <w:color w:val="000000"/>
-              </w:rPr>
-              <w:t xml:space="preserve">15 minutes</w:t>
+            <w:r>
+              <w:rPr>
+                <w:rFonts w:ascii="Avenir" w:eastAsia="Avenir" w:hAnsi="Avenir" w:cs="Avenir"/>
+                <w:color w:val="000000"/>
+              </w:rPr>
+              <w:t>15 minutes</w:t>
             </w:r>
           </w:p>
           <w:p>
-            <w:pPr xmlns:w="http://schemas.openxmlformats.org/wordprocessingml/2006/main">
+            <w:pPr>
               <w:pBdr>
                 <w:top w:val="nil"/>
                 <w:left w:val="nil"/>
@@ -765,44 +902,44 @@
                 <w:color w:val="000000"/>
               </w:rPr>
             </w:pPr>
-            <w:r xmlns:w="http://schemas.openxmlformats.org/wordprocessingml/2006/main">
+            <w:r>
               <w:rPr>
                 <w:rFonts w:ascii="Avenir" w:eastAsia="Avenir" w:hAnsi="Avenir" w:cs="Avenir"/>
                 <w:color w:val="000000"/>
               </w:rPr>
               <w:t xml:space="preserve">At the end of the previous moment, it is very likely that </w:t>
             </w:r>
-            <w:r xmlns:w="http://schemas.openxmlformats.org/wordprocessingml/2006/main">
+            <w:r>
               <w:rPr>
                 <w:rFonts w:ascii="Avenir" w:eastAsia="Avenir" w:hAnsi="Avenir" w:cs="Avenir"/>
                 <w:color w:val="5E3BFF"/>
               </w:rPr>
               <w:t xml:space="preserve">individual students </w:t>
             </w:r>
-            <w:r xmlns:w="http://schemas.openxmlformats.org/wordprocessingml/2006/main">
-              <w:rPr>
-                <w:rFonts w:ascii="Avenir" w:eastAsia="Avenir" w:hAnsi="Avenir" w:cs="Avenir"/>
-                <w:color w:val="000000"/>
-              </w:rPr>
-              <w:t xml:space="preserve">will use different terminology.</w:t>
-            </w:r>
-            <w:r xmlns:w="http://schemas.openxmlformats.org/wordprocessingml/2006/main">
+            <w:r>
+              <w:rPr>
+                <w:rFonts w:ascii="Avenir" w:eastAsia="Avenir" w:hAnsi="Avenir" w:cs="Avenir"/>
+                <w:color w:val="000000"/>
+              </w:rPr>
+              <w:t>will use different terminology.</w:t>
+            </w:r>
+            <w:r>
               <w:rPr>
                 <w:rFonts w:ascii="Avenir" w:eastAsia="Avenir" w:hAnsi="Avenir" w:cs="Avenir"/>
                 <w:color w:val="C00000"/>
               </w:rPr>
               <w:t xml:space="preserve"> </w:t>
             </w:r>
-            <w:r xmlns:w="http://schemas.openxmlformats.org/wordprocessingml/2006/main">
-              <w:rPr>
-                <w:rFonts w:ascii="Avenir" w:eastAsia="Avenir" w:hAnsi="Avenir" w:cs="Avenir"/>
-                <w:color w:val="000000"/>
-              </w:rPr>
-              <w:t xml:space="preserve">to refer to the elements or variables that characterize each of the padlocks.</w:t>
+            <w:r>
+              <w:rPr>
+                <w:rFonts w:ascii="Avenir" w:eastAsia="Avenir" w:hAnsi="Avenir" w:cs="Avenir"/>
+                <w:color w:val="000000"/>
+              </w:rPr>
+              <w:t>to refer to the elements or variables that characterize each of the padlocks.</w:t>
             </w:r>
           </w:p>
           <w:p>
-            <w:pPr xmlns:w="http://schemas.openxmlformats.org/wordprocessingml/2006/main">
+            <w:pPr>
               <w:pBdr>
                 <w:top w:val="nil"/>
                 <w:left w:val="nil"/>
@@ -817,92 +954,86 @@
                 <w:color w:val="000000"/>
               </w:rPr>
             </w:pPr>
-            <w:r xmlns:w="http://schemas.openxmlformats.org/wordprocessingml/2006/main">
-              <w:rPr>
-                <w:rFonts w:ascii="Avenir" w:eastAsia="Avenir" w:hAnsi="Avenir" w:cs="Avenir"/>
-                <w:color w:val="000000"/>
-              </w:rPr>
-              <w:lastRenderedPageBreak xmlns:w="http://schemas.openxmlformats.org/wordprocessingml/2006/main"/>
-            </w:r>
-            <w:r xmlns:w="http://schemas.openxmlformats.org/wordprocessingml/2006/main">
-              <w:rPr>
-                <w:rFonts w:ascii="Avenir" w:eastAsia="Avenir" w:hAnsi="Avenir" w:cs="Avenir"/>
-                <w:color w:val="000000"/>
-              </w:rPr>
+            <w:r>
+              <w:rPr>
+                <w:rFonts w:ascii="Avenir" w:eastAsia="Avenir" w:hAnsi="Avenir" w:cs="Avenir"/>
+                <w:color w:val="000000"/>
+              </w:rPr>
+              <w:lastRenderedPageBreak/>
               <w:t xml:space="preserve">It is therefore necessary for the </w:t>
             </w:r>
-            <w:r xmlns:w="http://schemas.openxmlformats.org/wordprocessingml/2006/main">
+            <w:r>
               <w:rPr>
                 <w:rFonts w:ascii="Avenir" w:eastAsia="Avenir" w:hAnsi="Avenir" w:cs="Avenir"/>
                 <w:color w:val="5E3BFF"/>
               </w:rPr>
               <w:t xml:space="preserve">teacher </w:t>
             </w:r>
-            <w:r xmlns:w="http://schemas.openxmlformats.org/wordprocessingml/2006/main">
+            <w:r>
               <w:rPr>
                 <w:rFonts w:ascii="Avenir" w:eastAsia="Avenir" w:hAnsi="Avenir" w:cs="Avenir"/>
                 <w:color w:val="000000"/>
               </w:rPr>
               <w:t xml:space="preserve">to share and agree on a </w:t>
             </w:r>
-            <w:r xmlns:w="http://schemas.openxmlformats.org/wordprocessingml/2006/main">
+            <w:r>
               <w:rPr>
                 <w:rFonts w:ascii="Avenir" w:eastAsia="Avenir" w:hAnsi="Avenir" w:cs="Avenir"/>
                 <w:color w:val="3A7D22"/>
               </w:rPr>
               <w:t xml:space="preserve">common vocabulary </w:t>
             </w:r>
-            <w:r xmlns:w="http://schemas.openxmlformats.org/wordprocessingml/2006/main">
+            <w:r>
               <w:rPr>
                 <w:rFonts w:ascii="Avenir" w:eastAsia="Avenir" w:hAnsi="Avenir" w:cs="Avenir"/>
                 <w:color w:val="000000"/>
               </w:rPr>
               <w:t xml:space="preserve">that will be necessary </w:t>
             </w:r>
-            <w:r xmlns:w="http://schemas.openxmlformats.org/wordprocessingml/2006/main">
+            <w:r>
               <w:rPr>
                 <w:rFonts w:ascii="Avenir" w:eastAsia="Avenir" w:hAnsi="Avenir" w:cs="Avenir"/>
               </w:rPr>
               <w:t xml:space="preserve">so that </w:t>
             </w:r>
-            <w:r xmlns:w="http://schemas.openxmlformats.org/wordprocessingml/2006/main">
+            <w:r>
               <w:rPr>
                 <w:rFonts w:ascii="Avenir" w:eastAsia="Avenir" w:hAnsi="Avenir" w:cs="Avenir"/>
                 <w:color w:val="000000"/>
               </w:rPr>
               <w:t xml:space="preserve">each group can start working with the padlocks to discover the number of codes they support. See </w:t>
             </w:r>
-            <w:r xmlns:w="http://schemas.openxmlformats.org/wordprocessingml/2006/main">
+            <w:r>
               <w:rPr>
                 <w:rFonts w:ascii="Avenir" w:eastAsia="Avenir" w:hAnsi="Avenir" w:cs="Avenir"/>
                 <w:color w:val="E97132"/>
               </w:rPr>
               <w:t xml:space="preserve">Image 2 </w:t>
             </w:r>
-            <w:r xmlns:w="http://schemas.openxmlformats.org/wordprocessingml/2006/main">
+            <w:r>
               <w:rPr>
                 <w:rFonts w:ascii="Avenir" w:eastAsia="Avenir" w:hAnsi="Avenir" w:cs="Avenir"/>
                 <w:color w:val="000000"/>
               </w:rPr>
               <w:t xml:space="preserve">, transparency included in the </w:t>
             </w:r>
-            <w:r xmlns:w="http://schemas.openxmlformats.org/wordprocessingml/2006/main">
+            <w:r>
               <w:rPr>
                 <w:rFonts w:ascii="Avenir" w:eastAsia="Avenir" w:hAnsi="Avenir" w:cs="Avenir"/>
                 <w:color w:val="3A7D22"/>
               </w:rPr>
               <w:t xml:space="preserve">Guide Presentation </w:t>
             </w:r>
-            <w:r xmlns:w="http://schemas.openxmlformats.org/wordprocessingml/2006/main">
-              <w:rPr>
-                <w:rFonts w:ascii="Avenir" w:eastAsia="Avenir" w:hAnsi="Avenir" w:cs="Avenir"/>
-                <w:color w:val="000000"/>
-              </w:rPr>
-              <w:t xml:space="preserve">.</w:t>
+            <w:r>
+              <w:rPr>
+                <w:rFonts w:ascii="Avenir" w:eastAsia="Avenir" w:hAnsi="Avenir" w:cs="Avenir"/>
+                <w:color w:val="000000"/>
+              </w:rPr>
+              <w:t>.</w:t>
             </w:r>
           </w:p>
           <w:p>
-            <w:pPr xmlns:w="http://schemas.openxmlformats.org/wordprocessingml/2006/main">
+            <w:pPr>
               <w:pBdr>
                 <w:top w:val="nil"/>
                 <w:left w:val="nil"/>
@@ -917,16 +1048,16 @@
                 <w:b/>
               </w:rPr>
             </w:pPr>
-            <w:r xmlns:w="http://schemas.openxmlformats.org/wordprocessingml/2006/main">
+            <w:r>
               <w:rPr>
                 <w:rFonts w:ascii="Avenir" w:eastAsia="Avenir" w:hAnsi="Avenir" w:cs="Avenir"/>
                 <w:b/>
               </w:rPr>
-              <w:t xml:space="preserve">[3] Formation of groups for the study of Q1 and distribution of padlocks</w:t>
+              <w:t>[3] Formation of groups for the study of Q1 and distribution of padlocks</w:t>
             </w:r>
           </w:p>
           <w:p>
-            <w:pPr xmlns:w="http://schemas.openxmlformats.org/wordprocessingml/2006/main">
+            <w:pPr>
               <w:pBdr>
                 <w:top w:val="nil"/>
                 <w:left w:val="nil"/>
@@ -941,28 +1072,28 @@
                 <w:color w:val="000000"/>
               </w:rPr>
             </w:pPr>
-            <w:r xmlns:w="http://schemas.openxmlformats.org/wordprocessingml/2006/main">
+            <w:r>
               <w:rPr>
                 <w:rFonts w:ascii="Avenir" w:eastAsia="Avenir" w:hAnsi="Avenir" w:cs="Avenir"/>
                 <w:color w:val="000000"/>
               </w:rPr>
               <w:t xml:space="preserve">Based on this sharing, the </w:t>
             </w:r>
-            <w:r xmlns:w="http://schemas.openxmlformats.org/wordprocessingml/2006/main">
+            <w:r>
               <w:rPr>
                 <w:rFonts w:ascii="Avenir" w:eastAsia="Avenir" w:hAnsi="Avenir" w:cs="Avenir"/>
                 <w:color w:val="5E3BFF"/>
               </w:rPr>
               <w:t xml:space="preserve">teacher </w:t>
             </w:r>
-            <w:r xmlns:w="http://schemas.openxmlformats.org/wordprocessingml/2006/main">
+            <w:r>
               <w:rPr>
                 <w:rFonts w:ascii="Avenir" w:eastAsia="Avenir" w:hAnsi="Avenir" w:cs="Avenir"/>
                 <w:color w:val="000000"/>
               </w:rPr>
               <w:t xml:space="preserve">specifies </w:t>
             </w:r>
-            <w:r xmlns:w="http://schemas.openxmlformats.org/wordprocessingml/2006/main">
+            <w:r>
               <w:rPr>
                 <w:rFonts w:ascii="Avenir" w:eastAsia="Avenir" w:hAnsi="Avenir" w:cs="Avenir"/>
                 <w:b/>
@@ -970,28 +1101,28 @@
               </w:rPr>
               <w:t xml:space="preserve">Q1 </w:t>
             </w:r>
-            <w:r xmlns:w="http://schemas.openxmlformats.org/wordprocessingml/2006/main">
+            <w:r>
               <w:rPr>
                 <w:rFonts w:ascii="Avenir" w:eastAsia="Avenir" w:hAnsi="Avenir" w:cs="Avenir"/>
                 <w:color w:val="000000"/>
               </w:rPr>
               <w:t xml:space="preserve">and divides the </w:t>
             </w:r>
-            <w:r xmlns:w="http://schemas.openxmlformats.org/wordprocessingml/2006/main">
+            <w:r>
               <w:rPr>
                 <w:rFonts w:ascii="Avenir" w:eastAsia="Avenir" w:hAnsi="Avenir" w:cs="Avenir"/>
                 <w:color w:val="5E3BFF"/>
               </w:rPr>
               <w:t xml:space="preserve">students into groups </w:t>
             </w:r>
-            <w:r xmlns:w="http://schemas.openxmlformats.org/wordprocessingml/2006/main">
+            <w:r>
               <w:rPr>
                 <w:rFonts w:ascii="Avenir" w:eastAsia="Avenir" w:hAnsi="Avenir" w:cs="Avenir"/>
                 <w:color w:val="000000"/>
               </w:rPr>
               <w:t xml:space="preserve">of 4-5 </w:t>
             </w:r>
-            <w:r xmlns:w="http://schemas.openxmlformats.org/wordprocessingml/2006/main">
+            <w:r>
               <w:rPr>
                 <w:rFonts w:ascii="Avenir" w:eastAsia="Avenir" w:hAnsi="Avenir" w:cs="Avenir"/>
                 <w:b/>
@@ -999,43 +1130,43 @@
               </w:rPr>
               <w:t xml:space="preserve">members </w:t>
             </w:r>
-            <w:r xmlns:w="http://schemas.openxmlformats.org/wordprocessingml/2006/main">
+            <w:r>
               <w:rPr>
                 <w:rFonts w:ascii="Avenir" w:eastAsia="Avenir" w:hAnsi="Avenir" w:cs="Avenir"/>
                 <w:color w:val="000000"/>
               </w:rPr>
               <w:t xml:space="preserve">. Each group receives a </w:t>
             </w:r>
-            <w:r xmlns:w="http://schemas.openxmlformats.org/wordprocessingml/2006/main">
+            <w:r>
               <w:rPr>
                 <w:rFonts w:ascii="Avenir" w:eastAsia="Avenir" w:hAnsi="Avenir" w:cs="Avenir"/>
                 <w:color w:val="3A7D22"/>
               </w:rPr>
               <w:t xml:space="preserve">different padlock </w:t>
             </w:r>
-            <w:r xmlns:w="http://schemas.openxmlformats.org/wordprocessingml/2006/main">
+            <w:r>
               <w:rPr>
                 <w:rFonts w:ascii="Avenir" w:eastAsia="Avenir" w:hAnsi="Avenir" w:cs="Avenir"/>
                 <w:color w:val="000000"/>
               </w:rPr>
               <w:t xml:space="preserve">or, if there are </w:t>
             </w:r>
-            <w:r xmlns:w="http://schemas.openxmlformats.org/wordprocessingml/2006/main">
+            <w:r>
               <w:rPr>
                 <w:rFonts w:ascii="Avenir" w:eastAsia="Avenir" w:hAnsi="Avenir" w:cs="Avenir"/>
               </w:rPr>
               <w:t xml:space="preserve">more </w:t>
             </w:r>
-            <w:r xmlns:w="http://schemas.openxmlformats.org/wordprocessingml/2006/main">
-              <w:rPr>
-                <w:rFonts w:ascii="Avenir" w:eastAsia="Avenir" w:hAnsi="Avenir" w:cs="Avenir"/>
-                <w:color w:val="000000"/>
-              </w:rPr>
-              <w:t xml:space="preserve">groups than padlocks, the assignment to one of the padlocks is doubled.</w:t>
+            <w:r>
+              <w:rPr>
+                <w:rFonts w:ascii="Avenir" w:eastAsia="Avenir" w:hAnsi="Avenir" w:cs="Avenir"/>
+                <w:color w:val="000000"/>
+              </w:rPr>
+              <w:t>groups than padlocks, the assignment to one of the padlocks is doubled.</w:t>
             </w:r>
           </w:p>
           <w:p>
-            <w:pPr xmlns:w="http://schemas.openxmlformats.org/wordprocessingml/2006/main">
+            <w:pPr>
               <w:pBdr>
                 <w:top w:val="nil"/>
                 <w:left w:val="nil"/>
@@ -1050,53 +1181,53 @@
                 <w:color w:val="000000"/>
               </w:rPr>
             </w:pPr>
-            <w:r xmlns:w="http://schemas.openxmlformats.org/wordprocessingml/2006/main">
+            <w:r>
               <w:rPr>
                 <w:rFonts w:ascii="Avenir" w:eastAsia="Avenir" w:hAnsi="Avenir" w:cs="Avenir"/>
                 <w:color w:val="000000"/>
               </w:rPr>
               <w:t xml:space="preserve">The </w:t>
             </w:r>
-            <w:r xmlns:w="http://schemas.openxmlformats.org/wordprocessingml/2006/main">
+            <w:r>
               <w:rPr>
                 <w:rFonts w:ascii="Avenir" w:eastAsia="Avenir" w:hAnsi="Avenir" w:cs="Avenir"/>
                 <w:color w:val="5E3BFF"/>
               </w:rPr>
               <w:t xml:space="preserve">teacher </w:t>
             </w:r>
-            <w:r xmlns:w="http://schemas.openxmlformats.org/wordprocessingml/2006/main">
+            <w:r>
               <w:rPr>
                 <w:rFonts w:ascii="Avenir" w:eastAsia="Avenir" w:hAnsi="Avenir" w:cs="Avenir"/>
                 <w:color w:val="000000"/>
               </w:rPr>
               <w:t xml:space="preserve">can also begin to present (and if there is time) the </w:t>
             </w:r>
-            <w:r xmlns:w="http://schemas.openxmlformats.org/wordprocessingml/2006/main">
+            <w:r>
               <w:rPr>
                 <w:rFonts w:ascii="Avenir" w:eastAsia="Avenir" w:hAnsi="Avenir" w:cs="Avenir"/>
                 <w:color w:val="3A7D22"/>
               </w:rPr>
               <w:t xml:space="preserve">Report-presentation 1 </w:t>
             </w:r>
-            <w:r xmlns:w="http://schemas.openxmlformats.org/wordprocessingml/2006/main">
+            <w:r>
               <w:rPr>
                 <w:rFonts w:ascii="Avenir" w:eastAsia="Avenir" w:hAnsi="Avenir" w:cs="Avenir"/>
                 <w:color w:val="000000"/>
               </w:rPr>
               <w:t xml:space="preserve">that, by working groups, must be prepared, as a summary of the study on the padlock </w:t>
             </w:r>
-            <w:r xmlns:w="http://schemas.openxmlformats.org/wordprocessingml/2006/main">
+            <w:r>
               <w:rPr>
                 <w:rFonts w:ascii="Avenir" w:eastAsia="Avenir" w:hAnsi="Avenir" w:cs="Avenir"/>
               </w:rPr>
               <w:t xml:space="preserve">for which </w:t>
             </w:r>
-            <w:r xmlns:w="http://schemas.openxmlformats.org/wordprocessingml/2006/main">
-              <w:rPr>
-                <w:rFonts w:ascii="Avenir" w:eastAsia="Avenir" w:hAnsi="Avenir" w:cs="Avenir"/>
-                <w:color w:val="000000"/>
-              </w:rPr>
-              <w:t xml:space="preserve">they are responsible.</w:t>
+            <w:r>
+              <w:rPr>
+                <w:rFonts w:ascii="Avenir" w:eastAsia="Avenir" w:hAnsi="Avenir" w:cs="Avenir"/>
+                <w:color w:val="000000"/>
+              </w:rPr>
+              <w:t>they are responsible.</w:t>
             </w:r>
           </w:p>
         </w:tc>
@@ -1155,7 +1286,7 @@
             <w:tcW w:w="8740" w:type="dxa"/>
           </w:tcPr>
           <w:p>
-            <w:pPr xmlns:w="http://schemas.openxmlformats.org/wordprocessingml/2006/main">
+            <w:pPr>
               <w:pStyle w:val="Heading1"/>
               <w:spacing w:before="240" w:after="240"/>
               <w:rPr>
@@ -1165,18 +1296,18 @@
                 <w:szCs w:val="28"/>
               </w:rPr>
             </w:pPr>
-            <w:r xmlns:w="http://schemas.openxmlformats.org/wordprocessingml/2006/main">
+            <w:r>
               <w:rPr>
                 <w:rFonts w:ascii="Avenir" w:eastAsia="Avenir" w:hAnsi="Avenir" w:cs="Avenir"/>
                 <w:color w:val="3A7D22"/>
                 <w:sz w:val="28"/>
                 <w:szCs w:val="28"/>
               </w:rPr>
-              <w:t xml:space="preserve">Resources and materials needed/available</w:t>
+              <w:t>Resources and materials needed/available</w:t>
             </w:r>
           </w:p>
           <w:p>
-            <w:pPr xmlns:w="http://schemas.openxmlformats.org/wordprocessingml/2006/main">
+            <w:pPr>
               <w:pBdr>
                 <w:top w:val="nil"/>
                 <w:left w:val="nil"/>
@@ -1192,17 +1323,17 @@
                 <w:color w:val="000000"/>
               </w:rPr>
             </w:pPr>
-            <w:r xmlns:w="http://schemas.openxmlformats.org/wordprocessingml/2006/main">
+            <w:r>
               <w:rPr>
                 <w:rFonts w:ascii="Avenir" w:eastAsia="Avenir" w:hAnsi="Avenir" w:cs="Avenir"/>
                 <w:b/>
                 <w:color w:val="000000"/>
               </w:rPr>
-              <w:t xml:space="preserve">For teachers</w:t>
+              <w:t>For teachers</w:t>
             </w:r>
           </w:p>
           <w:p>
-            <w:pPr xmlns:w="http://schemas.openxmlformats.org/wordprocessingml/2006/main">
+            <w:pPr>
               <w:pBdr>
                 <w:top w:val="nil"/>
                 <w:left w:val="nil"/>
@@ -1217,21 +1348,21 @@
                 <w:color w:val="000000"/>
               </w:rPr>
             </w:pPr>
-            <w:r xmlns:w="http://schemas.openxmlformats.org/wordprocessingml/2006/main">
+            <w:r>
               <w:rPr>
                 <w:rFonts w:ascii="Avenir" w:eastAsia="Avenir" w:hAnsi="Avenir" w:cs="Avenir"/>
                 <w:color w:val="3A7D22"/>
               </w:rPr>
               <w:t xml:space="preserve">guide presentation </w:t>
             </w:r>
-            <w:r xmlns:w="http://schemas.openxmlformats.org/wordprocessingml/2006/main">
+            <w:r>
               <w:rPr>
                 <w:rFonts w:ascii="Avenir" w:eastAsia="Avenir" w:hAnsi="Avenir" w:cs="Avenir"/>
                 <w:color w:val="000000"/>
               </w:rPr>
               <w:t xml:space="preserve">. The guide presentation covers the entire experiment, from </w:t>
             </w:r>
-            <w:r xmlns:w="http://schemas.openxmlformats.org/wordprocessingml/2006/main">
+            <w:r>
               <w:rPr>
                 <w:rFonts w:ascii="Avenir" w:eastAsia="Avenir" w:hAnsi="Avenir" w:cs="Avenir"/>
                 <w:b/>
@@ -1239,14 +1370,14 @@
               </w:rPr>
               <w:t xml:space="preserve">Phase 0-Introduction </w:t>
             </w:r>
-            <w:r xmlns:w="http://schemas.openxmlformats.org/wordprocessingml/2006/main">
+            <w:r>
               <w:rPr>
                 <w:rFonts w:ascii="Avenir" w:eastAsia="Avenir" w:hAnsi="Avenir" w:cs="Avenir"/>
                 <w:color w:val="000000"/>
               </w:rPr>
               <w:t xml:space="preserve">to </w:t>
             </w:r>
-            <w:r xmlns:w="http://schemas.openxmlformats.org/wordprocessingml/2006/main">
+            <w:r>
               <w:rPr>
                 <w:rFonts w:ascii="Avenir" w:eastAsia="Avenir" w:hAnsi="Avenir" w:cs="Avenir"/>
                 <w:b/>
@@ -1254,16 +1385,16 @@
               </w:rPr>
               <w:t xml:space="preserve">Phase 4 </w:t>
             </w:r>
-            <w:r xmlns:w="http://schemas.openxmlformats.org/wordprocessingml/2006/main">
-              <w:rPr>
-                <w:rFonts w:ascii="Avenir" w:eastAsia="Avenir" w:hAnsi="Avenir" w:cs="Avenir"/>
-                <w:color w:val="000000"/>
-              </w:rPr>
-              <w:t xml:space="preserve">.</w:t>
+            <w:r>
+              <w:rPr>
+                <w:rFonts w:ascii="Avenir" w:eastAsia="Avenir" w:hAnsi="Avenir" w:cs="Avenir"/>
+                <w:color w:val="000000"/>
+              </w:rPr>
+              <w:t>.</w:t>
             </w:r>
           </w:p>
           <w:p>
-            <w:pPr xmlns:w="http://schemas.openxmlformats.org/wordprocessingml/2006/main">
+            <w:pPr>
               <w:pBdr>
                 <w:top w:val="nil"/>
                 <w:left w:val="nil"/>
@@ -1278,122 +1409,113 @@
                 <w:color w:val="000000"/>
               </w:rPr>
             </w:pPr>
-            <w:r xmlns:w="http://schemas.openxmlformats.org/wordprocessingml/2006/main">
+            <w:r>
               <w:rPr>
                 <w:rFonts w:ascii="Avenir" w:eastAsia="Avenir" w:hAnsi="Avenir" w:cs="Avenir"/>
                 <w:color w:val="000000"/>
               </w:rPr>
               <w:t xml:space="preserve">Preparation of the first draft of the </w:t>
             </w:r>
-            <w:r xmlns:w="http://schemas.openxmlformats.org/wordprocessingml/2006/main">
+            <w:r>
               <w:rPr>
                 <w:rFonts w:ascii="Avenir" w:eastAsia="Avenir" w:hAnsi="Avenir" w:cs="Avenir"/>
                 <w:color w:val="3A7D22"/>
               </w:rPr>
               <w:t xml:space="preserve">question and answer map </w:t>
             </w:r>
-            <w:r xmlns:w="http://schemas.openxmlformats.org/wordprocessingml/2006/main">
+            <w:r>
               <w:rPr>
                 <w:rFonts w:ascii="Avenir" w:eastAsia="Avenir" w:hAnsi="Avenir" w:cs="Avenir"/>
                 <w:color w:val="000000"/>
               </w:rPr>
               <w:t xml:space="preserve">on the board, to then be transferred to, for example, a </w:t>
             </w:r>
-            <w:r xmlns:w="http://schemas.openxmlformats.org/wordprocessingml/2006/main">
+            <w:r>
               <w:rPr>
                 <w:rFonts w:ascii="Avenir" w:eastAsia="Avenir" w:hAnsi="Avenir" w:cs="Avenir"/>
                 <w:color w:val="3A7D22"/>
               </w:rPr>
               <w:t xml:space="preserve">Padlet </w:t>
             </w:r>
-            <w:r xmlns:w="http://schemas.openxmlformats.org/wordprocessingml/2006/main">
+            <w:r>
               <w:rPr>
                 <w:rFonts w:ascii="Avenir" w:eastAsia="Avenir" w:hAnsi="Avenir" w:cs="Avenir"/>
                 <w:color w:val="000000"/>
               </w:rPr>
               <w:t xml:space="preserve">or a </w:t>
             </w:r>
-            <w:r xmlns:w="http://schemas.openxmlformats.org/wordprocessingml/2006/main">
+            <w:r>
               <w:rPr>
                 <w:rFonts w:ascii="Avenir" w:eastAsia="Avenir" w:hAnsi="Avenir" w:cs="Avenir"/>
                 <w:color w:val="3A7D22"/>
               </w:rPr>
               <w:t xml:space="preserve">MIRO </w:t>
             </w:r>
-            <w:r xmlns:w="http://schemas.openxmlformats.org/wordprocessingml/2006/main">
-              <w:rPr>
-                <w:rFonts w:ascii="Avenir" w:eastAsia="Avenir" w:hAnsi="Avenir" w:cs="Avenir"/>
-                <w:color w:val="000000"/>
-              </w:rPr>
-              <w:t xml:space="preserve">or</w:t>
-            </w:r>
-            <w:r xmlns:w="http://schemas.openxmlformats.org/wordprocessingml/2006/main">
+            <w:r>
+              <w:rPr>
+                <w:rFonts w:ascii="Avenir" w:eastAsia="Avenir" w:hAnsi="Avenir" w:cs="Avenir"/>
+                <w:color w:val="000000"/>
+              </w:rPr>
+              <w:t>or</w:t>
+            </w:r>
+            <w:r>
               <w:rPr>
                 <w:rFonts w:ascii="Avenir" w:eastAsia="Avenir" w:hAnsi="Avenir" w:cs="Avenir"/>
                 <w:color w:val="3A7D22"/>
               </w:rPr>
               <w:t xml:space="preserve"> </w:t>
             </w:r>
-            <w:r xmlns:w="http://schemas.openxmlformats.org/wordprocessingml/2006/main">
+            <w:r>
               <w:rPr>
                 <w:rFonts w:ascii="Avenir" w:eastAsia="Avenir" w:hAnsi="Avenir" w:cs="Avenir"/>
                 <w:color w:val="000000"/>
               </w:rPr>
               <w:t xml:space="preserve">a </w:t>
             </w:r>
-            <w:proofErr xmlns:w="http://schemas.openxmlformats.org/wordprocessingml/2006/main" w:type="spellStart"/>
-            <w:r xmlns:w="http://schemas.openxmlformats.org/wordprocessingml/2006/main">
+            <w:r>
               <w:rPr>
                 <w:rFonts w:ascii="Avenir" w:eastAsia="Avenir" w:hAnsi="Avenir" w:cs="Avenir"/>
                 <w:color w:val="3A7D22"/>
               </w:rPr>
-              <w:t xml:space="preserve">Canvas</w:t>
-            </w:r>
-            <w:proofErr xmlns:w="http://schemas.openxmlformats.org/wordprocessingml/2006/main" w:type="spellEnd"/>
-            <w:r xmlns:w="http://schemas.openxmlformats.org/wordprocessingml/2006/main">
-              <w:rPr>
-                <w:rFonts w:ascii="Avenir" w:eastAsia="Avenir" w:hAnsi="Avenir" w:cs="Avenir"/>
-                <w:color w:val="3A7D22"/>
+              <w:t xml:space="preserve">Canvas </w:t>
+            </w:r>
+            <w:r>
+              <w:rPr>
+                <w:rFonts w:ascii="Avenir" w:eastAsia="Avenir" w:hAnsi="Avenir" w:cs="Avenir"/>
+                <w:color w:val="000000"/>
+              </w:rPr>
+              <w:t xml:space="preserve">( </w:t>
+            </w:r>
+            <w:r>
+              <w:rPr>
+                <w:rFonts w:ascii="Avenir" w:eastAsia="Avenir" w:hAnsi="Avenir" w:cs="Avenir"/>
+              </w:rPr>
+              <w:t>see</w:t>
+            </w:r>
+            <w:r>
+              <w:rPr>
+                <w:rFonts w:ascii="Avenir" w:eastAsia="Avenir" w:hAnsi="Avenir" w:cs="Avenir"/>
+                <w:color w:val="000000"/>
               </w:rPr>
               <w:t xml:space="preserve"> </w:t>
             </w:r>
-            <w:r xmlns:w="http://schemas.openxmlformats.org/wordprocessingml/2006/main">
-              <w:rPr>
-                <w:rFonts w:ascii="Avenir" w:eastAsia="Avenir" w:hAnsi="Avenir" w:cs="Avenir"/>
-                <w:color w:val="000000"/>
-              </w:rPr>
-              <w:t xml:space="preserve">( </w:t>
-            </w:r>
-            <w:r xmlns:w="http://schemas.openxmlformats.org/wordprocessingml/2006/main">
-              <w:rPr>
-                <w:rFonts w:ascii="Avenir" w:eastAsia="Avenir" w:hAnsi="Avenir" w:cs="Avenir"/>
-              </w:rPr>
-              <w:t xml:space="preserve">see</w:t>
-            </w:r>
-            <w:r xmlns:w="http://schemas.openxmlformats.org/wordprocessingml/2006/main">
-              <w:rPr>
-                <w:rFonts w:ascii="Avenir" w:eastAsia="Avenir" w:hAnsi="Avenir" w:cs="Avenir"/>
-                <w:color w:val="000000"/>
-              </w:rPr>
-              <w:t xml:space="preserve"> </w:t>
-            </w:r>
-            <w:r xmlns:w="http://schemas.openxmlformats.org/wordprocessingml/2006/main">
+            <w:r>
               <w:rPr>
                 <w:rFonts w:ascii="Avenir" w:eastAsia="Avenir" w:hAnsi="Avenir" w:cs="Avenir"/>
                 <w:color w:val="E97132"/>
               </w:rPr>
               <w:t xml:space="preserve">Image 1B </w:t>
             </w:r>
-            <w:r xmlns:w="http://schemas.openxmlformats.org/wordprocessingml/2006/main">
-              <w:rPr>
-                <w:rFonts w:ascii="Avenir" w:eastAsia="Avenir" w:hAnsi="Avenir" w:cs="Avenir"/>
-                <w:color w:val="000000"/>
-              </w:rPr>
-              <w:t xml:space="preserve">) with access to all students in the same class.</w:t>
+            <w:r>
+              <w:rPr>
+                <w:rFonts w:ascii="Avenir" w:eastAsia="Avenir" w:hAnsi="Avenir" w:cs="Avenir"/>
+                <w:color w:val="000000"/>
+              </w:rPr>
+              <w:t>) with access to all students in the same class.</w:t>
             </w:r>
           </w:p>
           <w:p>
-            <w:pPr xmlns:w="http://schemas.openxmlformats.org/wordprocessingml/2006/main">
+            <w:pPr>
               <w:pBdr>
                 <w:top w:val="nil"/>
                 <w:left w:val="nil"/>
@@ -1409,17 +1531,17 @@
                 <w:color w:val="000000"/>
               </w:rPr>
             </w:pPr>
-            <w:r xmlns:w="http://schemas.openxmlformats.org/wordprocessingml/2006/main">
+            <w:r>
               <w:rPr>
                 <w:rFonts w:ascii="Avenir" w:eastAsia="Avenir" w:hAnsi="Avenir" w:cs="Avenir"/>
                 <w:b/>
                 <w:color w:val="000000"/>
               </w:rPr>
-              <w:t xml:space="preserve">For students</w:t>
+              <w:t>For students</w:t>
             </w:r>
           </w:p>
           <w:p>
-            <w:pPr xmlns:w="http://schemas.openxmlformats.org/wordprocessingml/2006/main">
+            <w:pPr>
               <w:pBdr>
                 <w:top w:val="nil"/>
                 <w:left w:val="nil"/>
@@ -1434,21 +1556,21 @@
                 <w:color w:val="000000"/>
               </w:rPr>
             </w:pPr>
-            <w:r xmlns:w="http://schemas.openxmlformats.org/wordprocessingml/2006/main">
+            <w:r>
               <w:rPr>
                 <w:rFonts w:ascii="Avenir" w:eastAsia="Avenir" w:hAnsi="Avenir" w:cs="Avenir"/>
                 <w:color w:val="000000"/>
               </w:rPr>
               <w:t xml:space="preserve">Physical </w:t>
             </w:r>
-            <w:r xmlns:w="http://schemas.openxmlformats.org/wordprocessingml/2006/main">
+            <w:r>
               <w:rPr>
                 <w:rFonts w:ascii="Avenir" w:eastAsia="Avenir" w:hAnsi="Avenir" w:cs="Avenir"/>
                 <w:color w:val="3A7D22"/>
               </w:rPr>
               <w:t xml:space="preserve">padlocks , </w:t>
             </w:r>
-            <w:r xmlns:w="http://schemas.openxmlformats.org/wordprocessingml/2006/main">
+            <w:r>
               <w:rPr>
                 <w:rFonts w:ascii="Avenir" w:eastAsia="Avenir" w:hAnsi="Avenir" w:cs="Avenir"/>
                 <w:b/>
@@ -1456,30 +1578,30 @@
               </w:rPr>
               <w:t xml:space="preserve">6 in total </w:t>
             </w:r>
-            <w:r xmlns:w="http://schemas.openxmlformats.org/wordprocessingml/2006/main">
+            <w:r>
               <w:rPr>
                 <w:rFonts w:ascii="Avenir" w:eastAsia="Avenir" w:hAnsi="Avenir" w:cs="Avenir"/>
                 <w:color w:val="000000"/>
               </w:rPr>
               <w:t xml:space="preserve">, plus a description of the characteristics of each padlock, oral and included in the </w:t>
             </w:r>
-            <w:r xmlns:w="http://schemas.openxmlformats.org/wordprocessingml/2006/main">
+            <w:r>
               <w:rPr>
                 <w:rFonts w:ascii="Avenir" w:eastAsia="Avenir" w:hAnsi="Avenir" w:cs="Avenir"/>
                 <w:color w:val="3A7D22"/>
               </w:rPr>
               <w:t xml:space="preserve">Guide Presentation. </w:t>
             </w:r>
-            <w:r xmlns:w="http://schemas.openxmlformats.org/wordprocessingml/2006/main">
-              <w:rPr>
-                <w:rFonts w:ascii="Avenir" w:eastAsia="Avenir" w:hAnsi="Avenir" w:cs="Avenir"/>
-                <w:color w:val="000000"/>
-              </w:rPr>
-              <w:t xml:space="preserve">A different padlock is given to each group.</w:t>
+            <w:r>
+              <w:rPr>
+                <w:rFonts w:ascii="Avenir" w:eastAsia="Avenir" w:hAnsi="Avenir" w:cs="Avenir"/>
+                <w:color w:val="000000"/>
+              </w:rPr>
+              <w:t>A different padlock is given to each group.</w:t>
             </w:r>
           </w:p>
           <w:p>
-            <w:pPr xmlns:w="http://schemas.openxmlformats.org/wordprocessingml/2006/main">
+            <w:pPr>
               <w:pBdr>
                 <w:top w:val="nil"/>
                 <w:left w:val="nil"/>
@@ -1494,34 +1616,34 @@
                 <w:color w:val="000000"/>
               </w:rPr>
             </w:pPr>
-            <w:r xmlns:w="http://schemas.openxmlformats.org/wordprocessingml/2006/main">
+            <w:r>
               <w:rPr>
                 <w:rFonts w:ascii="Avenir" w:eastAsia="Avenir" w:hAnsi="Avenir" w:cs="Avenir"/>
                 <w:color w:val="000000"/>
               </w:rPr>
               <w:t xml:space="preserve">Report </w:t>
             </w:r>
-            <w:r xmlns:w="http://schemas.openxmlformats.org/wordprocessingml/2006/main">
+            <w:r>
               <w:rPr>
                 <w:rFonts w:ascii="Avenir" w:eastAsia="Avenir" w:hAnsi="Avenir" w:cs="Avenir"/>
                 <w:color w:val="3A7D22"/>
               </w:rPr>
               <w:t xml:space="preserve">-Presentation 1 </w:t>
             </w:r>
-            <w:r xmlns:w="http://schemas.openxmlformats.org/wordprocessingml/2006/main">
+            <w:r>
               <w:rPr>
                 <w:rFonts w:ascii="Avenir" w:eastAsia="Avenir" w:hAnsi="Avenir" w:cs="Avenir"/>
                 <w:color w:val="000000"/>
               </w:rPr>
               <w:t xml:space="preserve">( </w:t>
             </w:r>
-            <w:r xmlns:w="http://schemas.openxmlformats.org/wordprocessingml/2006/main">
+            <w:r>
               <w:rPr>
                 <w:rFonts w:ascii="Avenir" w:eastAsia="Avenir" w:hAnsi="Avenir" w:cs="Avenir"/>
               </w:rPr>
               <w:t xml:space="preserve">see </w:t>
             </w:r>
-            <w:r xmlns:w="http://schemas.openxmlformats.org/wordprocessingml/2006/main">
+            <w:r>
               <w:rPr>
                 <w:rFonts w:ascii="Avenir" w:eastAsia="Avenir" w:hAnsi="Avenir" w:cs="Avenir"/>
                 <w:b/>
@@ -1529,32 +1651,25 @@
               </w:rPr>
               <w:t xml:space="preserve">Phase 1 </w:t>
             </w:r>
-            <w:r xmlns:w="http://schemas.openxmlformats.org/wordprocessingml/2006/main">
-              <w:rPr>
-                <w:rFonts w:ascii="Avenir" w:eastAsia="Avenir" w:hAnsi="Avenir" w:cs="Avenir"/>
-                <w:color w:val="000000"/>
-              </w:rPr>
-              <w:t xml:space="preserve">material </w:t>
-            </w:r>
-            <w:r xmlns:w="http://schemas.openxmlformats.org/wordprocessingml/2006/main">
-              <w:rPr>
-                <w:rFonts w:ascii="Avenir" w:eastAsia="Avenir" w:hAnsi="Avenir" w:cs="Avenir"/>
-                <w:color w:val="000000"/>
-              </w:rPr>
-              <w:t xml:space="preserve">) is a group report that the teacher can begin presenting at time [2] or in the following phase: Phase 1 ( </w:t>
-            </w:r>
-            <w:r xmlns:w="http://schemas.openxmlformats.org/wordprocessingml/2006/main">
+            <w:r>
+              <w:rPr>
+                <w:rFonts w:ascii="Avenir" w:eastAsia="Avenir" w:hAnsi="Avenir" w:cs="Avenir"/>
+                <w:color w:val="000000"/>
+              </w:rPr>
+              <w:t xml:space="preserve">material ) is a group report that the teacher can begin presenting at time [2] or in the following phase: Phase 1 ( </w:t>
+            </w:r>
+            <w:r>
               <w:rPr>
                 <w:rFonts w:ascii="Avenir" w:eastAsia="Avenir" w:hAnsi="Avenir" w:cs="Avenir"/>
               </w:rPr>
               <w:t xml:space="preserve">see </w:t>
             </w:r>
-            <w:r xmlns:w="http://schemas.openxmlformats.org/wordprocessingml/2006/main">
-              <w:rPr>
-                <w:rFonts w:ascii="Avenir" w:eastAsia="Avenir" w:hAnsi="Avenir" w:cs="Avenir"/>
-                <w:color w:val="000000"/>
-              </w:rPr>
-              <w:t xml:space="preserve">structure discussed in the next guide).</w:t>
+            <w:r>
+              <w:rPr>
+                <w:rFonts w:ascii="Avenir" w:eastAsia="Avenir" w:hAnsi="Avenir" w:cs="Avenir"/>
+                <w:color w:val="000000"/>
+              </w:rPr>
+              <w:t>structure discussed in the next guide).</w:t>
             </w:r>
           </w:p>
         </w:tc>
@@ -1594,7 +1709,7 @@
             <w:tcW w:w="8740" w:type="dxa"/>
           </w:tcPr>
           <w:p>
-            <w:pPr xmlns:w="http://schemas.openxmlformats.org/wordprocessingml/2006/main">
+            <w:pPr>
               <w:pStyle w:val="Heading1"/>
               <w:spacing w:before="240" w:after="240"/>
               <w:rPr>
@@ -1604,18 +1719,18 @@
                 <w:szCs w:val="28"/>
               </w:rPr>
             </w:pPr>
-            <w:r xmlns:w="http://schemas.openxmlformats.org/wordprocessingml/2006/main">
+            <w:r>
               <w:rPr>
                 <w:rFonts w:ascii="Avenir" w:eastAsia="Avenir" w:hAnsi="Avenir" w:cs="Avenir"/>
                 <w:color w:val="9A0003"/>
                 <w:sz w:val="28"/>
                 <w:szCs w:val="28"/>
               </w:rPr>
-              <w:t xml:space="preserve">Relevant comments for Phase management</w:t>
+              <w:t>Relevant comments for Phase management</w:t>
             </w:r>
           </w:p>
           <w:p>
-            <w:pPr xmlns:w="http://schemas.openxmlformats.org/wordprocessingml/2006/main">
+            <w:pPr>
               <w:pBdr>
                 <w:top w:val="nil"/>
                 <w:left w:val="nil"/>
@@ -1630,56 +1745,56 @@
                 <w:color w:val="000000"/>
               </w:rPr>
             </w:pPr>
-            <w:r xmlns:w="http://schemas.openxmlformats.org/wordprocessingml/2006/main">
+            <w:r>
               <w:rPr>
                 <w:rFonts w:ascii="Avenir" w:eastAsia="Avenir" w:hAnsi="Avenir" w:cs="Avenir"/>
                 <w:color w:val="000000"/>
               </w:rPr>
               <w:t xml:space="preserve">There are padlocks that are more difficult than others. See </w:t>
             </w:r>
-            <w:r xmlns:w="http://schemas.openxmlformats.org/wordprocessingml/2006/main">
+            <w:r>
               <w:rPr>
                 <w:rFonts w:ascii="Avenir" w:eastAsia="Avenir" w:hAnsi="Avenir" w:cs="Avenir"/>
                 <w:color w:val="E97132"/>
               </w:rPr>
               <w:t xml:space="preserve">Table 1 </w:t>
             </w:r>
-            <w:r xmlns:w="http://schemas.openxmlformats.org/wordprocessingml/2006/main">
+            <w:r>
               <w:rPr>
                 <w:rFonts w:ascii="Avenir" w:eastAsia="Avenir" w:hAnsi="Avenir" w:cs="Avenir"/>
                 <w:color w:val="000000"/>
               </w:rPr>
               <w:t xml:space="preserve">(found below and as a </w:t>
             </w:r>
-            <w:r xmlns:w="http://schemas.openxmlformats.org/wordprocessingml/2006/main">
+            <w:r>
               <w:rPr>
                 <w:rFonts w:ascii="Avenir" w:eastAsia="Avenir" w:hAnsi="Avenir" w:cs="Avenir"/>
               </w:rPr>
               <w:t xml:space="preserve">separate document </w:t>
             </w:r>
-            <w:r xmlns:w="http://schemas.openxmlformats.org/wordprocessingml/2006/main">
+            <w:r>
               <w:rPr>
                 <w:rFonts w:ascii="Avenir" w:eastAsia="Avenir" w:hAnsi="Avenir" w:cs="Avenir"/>
                 <w:color w:val="000000"/>
               </w:rPr>
               <w:t xml:space="preserve">for </w:t>
             </w:r>
-            <w:r xmlns:w="http://schemas.openxmlformats.org/wordprocessingml/2006/main">
+            <w:r>
               <w:rPr>
                 <w:rFonts w:ascii="Avenir" w:eastAsia="Avenir" w:hAnsi="Avenir" w:cs="Avenir"/>
               </w:rPr>
               <w:t xml:space="preserve">teachers </w:t>
             </w:r>
-            <w:r xmlns:w="http://schemas.openxmlformats.org/wordprocessingml/2006/main">
-              <w:rPr>
-                <w:rFonts w:ascii="Avenir" w:eastAsia="Avenir" w:hAnsi="Avenir" w:cs="Avenir"/>
-                <w:color w:val="000000"/>
-              </w:rPr>
-              <w:t xml:space="preserve">) with the described characteristics of each padlock.</w:t>
+            <w:r>
+              <w:rPr>
+                <w:rFonts w:ascii="Avenir" w:eastAsia="Avenir" w:hAnsi="Avenir" w:cs="Avenir"/>
+                <w:color w:val="000000"/>
+              </w:rPr>
+              <w:t>) with the described characteristics of each padlock.</w:t>
             </w:r>
           </w:p>
           <w:p>
-            <w:pPr xmlns:w="http://schemas.openxmlformats.org/wordprocessingml/2006/main">
+            <w:pPr>
               <w:pBdr>
                 <w:top w:val="nil"/>
                 <w:left w:val="nil"/>
@@ -1694,30 +1809,30 @@
                 <w:color w:val="000000"/>
               </w:rPr>
             </w:pPr>
-            <w:r xmlns:w="http://schemas.openxmlformats.org/wordprocessingml/2006/main">
+            <w:r>
               <w:rPr>
                 <w:rFonts w:ascii="Avenir" w:eastAsia="Avenir" w:hAnsi="Avenir" w:cs="Avenir"/>
                 <w:color w:val="000000"/>
               </w:rPr>
               <w:t xml:space="preserve">The </w:t>
             </w:r>
-            <w:r xmlns:w="http://schemas.openxmlformats.org/wordprocessingml/2006/main">
+            <w:r>
               <w:rPr>
                 <w:rFonts w:ascii="Avenir" w:eastAsia="Avenir" w:hAnsi="Avenir" w:cs="Avenir"/>
                 <w:color w:val="5E3BFF"/>
               </w:rPr>
               <w:t xml:space="preserve">teacher </w:t>
             </w:r>
-            <w:r xmlns:w="http://schemas.openxmlformats.org/wordprocessingml/2006/main">
-              <w:rPr>
-                <w:rFonts w:ascii="Avenir" w:eastAsia="Avenir" w:hAnsi="Avenir" w:cs="Avenir"/>
-                <w:color w:val="000000"/>
-              </w:rPr>
-              <w:t xml:space="preserve">must keep this in mind when distributing them among the working groups.</w:t>
+            <w:r>
+              <w:rPr>
+                <w:rFonts w:ascii="Avenir" w:eastAsia="Avenir" w:hAnsi="Avenir" w:cs="Avenir"/>
+                <w:color w:val="000000"/>
+              </w:rPr>
+              <w:t>must keep this in mind when distributing them among the working groups.</w:t>
             </w:r>
           </w:p>
           <w:p>
-            <w:pPr xmlns:w="http://schemas.openxmlformats.org/wordprocessingml/2006/main">
+            <w:pPr>
               <w:pBdr>
                 <w:top w:val="nil"/>
                 <w:left w:val="nil"/>
@@ -1735,7 +1850,7 @@
                 <w:szCs w:val="24"/>
               </w:rPr>
             </w:pPr>
-            <w:r xmlns:w="http://schemas.openxmlformats.org/wordprocessingml/2006/main">
+            <w:r>
               <w:rPr>
                 <w:rFonts w:ascii="Avenir" w:eastAsia="Avenir" w:hAnsi="Avenir" w:cs="Avenir"/>
                 <w:b/>
@@ -1743,11 +1858,11 @@
                 <w:sz w:val="24"/>
                 <w:szCs w:val="24"/>
               </w:rPr>
-              <w:t xml:space="preserve">Resisting...</w:t>
+              <w:t>Resisting...</w:t>
             </w:r>
           </w:p>
           <w:p>
-            <w:pPr xmlns:w="http://schemas.openxmlformats.org/wordprocessingml/2006/main">
+            <w:pPr>
               <w:pBdr>
                 <w:top w:val="nil"/>
                 <w:left w:val="nil"/>
@@ -1762,14 +1877,14 @@
                 <w:color w:val="000000"/>
               </w:rPr>
             </w:pPr>
-            <w:r xmlns:w="http://schemas.openxmlformats.org/wordprocessingml/2006/main">
+            <w:r>
               <w:rPr>
                 <w:rFonts w:ascii="Avenir" w:eastAsia="Avenir" w:hAnsi="Avenir" w:cs="Avenir"/>
                 <w:color w:val="000000"/>
               </w:rPr>
               <w:t xml:space="preserve">Avoid providing information about the different ways, strategies or techniques to address </w:t>
             </w:r>
-            <w:r xmlns:w="http://schemas.openxmlformats.org/wordprocessingml/2006/main">
+            <w:r>
               <w:rPr>
                 <w:rFonts w:ascii="Avenir" w:eastAsia="Avenir" w:hAnsi="Avenir" w:cs="Avenir"/>
                 <w:b/>
@@ -1777,12 +1892,12 @@
               </w:rPr>
               <w:t xml:space="preserve">Q0 </w:t>
             </w:r>
-            <w:r xmlns:w="http://schemas.openxmlformats.org/wordprocessingml/2006/main">
-              <w:rPr>
-                <w:rFonts w:ascii="Avenir" w:eastAsia="Avenir" w:hAnsi="Avenir" w:cs="Avenir"/>
-                <w:color w:val="000000"/>
-              </w:rPr>
-              <w:t xml:space="preserve">or making specific and guided proposals on how to count the number of padlock codes.</w:t>
+            <w:r>
+              <w:rPr>
+                <w:rFonts w:ascii="Avenir" w:eastAsia="Avenir" w:hAnsi="Avenir" w:cs="Avenir"/>
+                <w:color w:val="000000"/>
+              </w:rPr>
+              <w:t>or making specific and guided proposals on how to count the number of padlock codes.</w:t>
             </w:r>
           </w:p>
         </w:tc>
@@ -1823,7 +1938,7 @@
                     <pic:cNvPicPr preferRelativeResize="0"/>
                   </pic:nvPicPr>
                   <pic:blipFill>
-                    <a:blip r:embed="rId8"/>
+                    <a:blip r:embed="rId11"/>
                     <a:srcRect/>
                     <a:stretch>
                       <a:fillRect/>
@@ -1859,21 +1974,21 @@
       </w:pPr>
     </w:p>
     <w:p>
-      <w:pPr xmlns:w="http://schemas.openxmlformats.org/wordprocessingml/2006/main">
+      <w:pPr>
         <w:jc w:val="center"/>
         <w:rPr>
           <w:rFonts w:ascii="Avenir" w:eastAsia="Avenir" w:hAnsi="Avenir" w:cs="Avenir"/>
           <w:color w:val="000000"/>
         </w:rPr>
       </w:pPr>
-      <w:r xmlns:w="http://schemas.openxmlformats.org/wordprocessingml/2006/main">
+      <w:r>
         <w:rPr>
           <w:rFonts w:ascii="Avenir" w:eastAsia="Avenir" w:hAnsi="Avenir" w:cs="Avenir"/>
           <w:color w:val="E97132"/>
         </w:rPr>
-        <w:t xml:space="preserve">Image 1A.</w:t>
+        <w:t>Image 1A.</w:t>
       </w:r>
-      <w:r xmlns:w="http://schemas.openxmlformats.org/wordprocessingml/2006/main">
+      <w:r>
         <w:rPr>
           <w:rFonts w:ascii="Avenir" w:eastAsia="Avenir" w:hAnsi="Avenir" w:cs="Avenir"/>
           <w:b/>
@@ -1881,12 +1996,12 @@
         </w:rPr>
         <w:t xml:space="preserve"> </w:t>
       </w:r>
-      <w:r xmlns:w="http://schemas.openxmlformats.org/wordprocessingml/2006/main">
+      <w:r>
         <w:rPr>
           <w:rFonts w:ascii="Avenir" w:eastAsia="Avenir" w:hAnsi="Avenir" w:cs="Avenir"/>
           <w:color w:val="000000"/>
         </w:rPr>
-        <w:t xml:space="preserve">Example collection of questions or issues from Phase 0, moment [1]</w:t>
+        <w:t>Example collection of questions or issues from Phase 0, moment [1]</w:t>
       </w:r>
     </w:p>
     <w:p>
@@ -1935,7 +2050,7 @@
                     <pic:cNvPicPr preferRelativeResize="0"/>
                   </pic:nvPicPr>
                   <pic:blipFill>
-                    <a:blip r:embed="rId9"/>
+                    <a:blip r:embed="rId12"/>
                     <a:srcRect/>
                     <a:stretch>
                       <a:fillRect/>
@@ -1971,21 +2086,21 @@
       </w:pPr>
     </w:p>
     <w:p>
-      <w:pPr xmlns:w="http://schemas.openxmlformats.org/wordprocessingml/2006/main">
+      <w:pPr>
         <w:jc w:val="center"/>
         <w:rPr>
           <w:rFonts w:ascii="Avenir" w:eastAsia="Avenir" w:hAnsi="Avenir" w:cs="Avenir"/>
           <w:color w:val="000000"/>
         </w:rPr>
       </w:pPr>
-      <w:r xmlns:w="http://schemas.openxmlformats.org/wordprocessingml/2006/main">
+      <w:r>
         <w:rPr>
           <w:rFonts w:ascii="Avenir" w:eastAsia="Avenir" w:hAnsi="Avenir" w:cs="Avenir"/>
           <w:color w:val="E97132"/>
         </w:rPr>
-        <w:t xml:space="preserve">Image 1B.</w:t>
+        <w:t>Image 1B.</w:t>
       </w:r>
-      <w:r xmlns:w="http://schemas.openxmlformats.org/wordprocessingml/2006/main">
+      <w:r>
         <w:rPr>
           <w:rFonts w:ascii="Avenir" w:eastAsia="Avenir" w:hAnsi="Avenir" w:cs="Avenir"/>
           <w:b/>
@@ -1993,28 +2108,12 @@
         </w:rPr>
         <w:t xml:space="preserve"> </w:t>
       </w:r>
-      <w:r xmlns:w="http://schemas.openxmlformats.org/wordprocessingml/2006/main">
+      <w:r>
         <w:rPr>
           <w:rFonts w:ascii="Avenir" w:eastAsia="Avenir" w:hAnsi="Avenir" w:cs="Avenir"/>
           <w:color w:val="000000"/>
         </w:rPr>
-        <w:t xml:space="preserve">Example of a digital question and answer map ( </w:t>
-      </w:r>
-      <w:proofErr xmlns:w="http://schemas.openxmlformats.org/wordprocessingml/2006/main" w:type="spellStart"/>
-      <w:r xmlns:w="http://schemas.openxmlformats.org/wordprocessingml/2006/main">
-        <w:rPr>
-          <w:rFonts w:ascii="Avenir" w:eastAsia="Avenir" w:hAnsi="Avenir" w:cs="Avenir"/>
-          <w:color w:val="000000"/>
-        </w:rPr>
-        <w:t xml:space="preserve">Canva </w:t>
-      </w:r>
-      <w:proofErr xmlns:w="http://schemas.openxmlformats.org/wordprocessingml/2006/main" w:type="spellEnd"/>
-      <w:r xmlns:w="http://schemas.openxmlformats.org/wordprocessingml/2006/main">
-        <w:rPr>
-          <w:rFonts w:ascii="Avenir" w:eastAsia="Avenir" w:hAnsi="Avenir" w:cs="Avenir"/>
-          <w:color w:val="000000"/>
-        </w:rPr>
-        <w:t xml:space="preserve">)</w:t>
+        <w:t>Example of a digital question and answer map ( Canva )</w:t>
       </w:r>
     </w:p>
     <w:p>
@@ -2061,7 +2160,7 @@
                     <pic:cNvPicPr preferRelativeResize="0"/>
                   </pic:nvPicPr>
                   <pic:blipFill>
-                    <a:blip r:embed="rId10"/>
+                    <a:blip r:embed="rId13"/>
                     <a:srcRect/>
                     <a:stretch>
                       <a:fillRect/>
@@ -2085,7 +2184,7 @@
       </w:r>
     </w:p>
     <w:p>
-      <w:pPr xmlns:w="http://schemas.openxmlformats.org/wordprocessingml/2006/main">
+      <w:pPr>
         <w:jc w:val="center"/>
         <w:rPr>
           <w:rFonts w:ascii="Avenir" w:eastAsia="Avenir" w:hAnsi="Avenir" w:cs="Avenir"/>
@@ -2093,21 +2192,21 @@
           <w:szCs w:val="18"/>
         </w:rPr>
       </w:pPr>
-      <w:r xmlns:w="http://schemas.openxmlformats.org/wordprocessingml/2006/main">
+      <w:r>
         <w:rPr>
           <w:color w:val="000000"/>
           <w:highlight w:val="white"/>
         </w:rPr>
-        <w:br xmlns:w="http://schemas.openxmlformats.org/wordprocessingml/2006/main"/>
+        <w:br/>
       </w:r>
-      <w:r xmlns:w="http://schemas.openxmlformats.org/wordprocessingml/2006/main">
+      <w:r>
         <w:rPr>
           <w:rFonts w:ascii="Avenir" w:eastAsia="Avenir" w:hAnsi="Avenir" w:cs="Avenir"/>
           <w:color w:val="E97132"/>
         </w:rPr>
-        <w:t xml:space="preserve">Image 2.</w:t>
+        <w:t>Image 2.</w:t>
       </w:r>
-      <w:r xmlns:w="http://schemas.openxmlformats.org/wordprocessingml/2006/main">
+      <w:r>
         <w:rPr>
           <w:rFonts w:ascii="Avenir" w:eastAsia="Avenir" w:hAnsi="Avenir" w:cs="Avenir"/>
           <w:b/>
@@ -2115,20 +2214,21 @@
         </w:rPr>
         <w:t xml:space="preserve"> </w:t>
       </w:r>
-      <w:r xmlns:w="http://schemas.openxmlformats.org/wordprocessingml/2006/main">
+      <w:r>
         <w:rPr>
           <w:rFonts w:ascii="Avenir" w:eastAsia="Avenir" w:hAnsi="Avenir" w:cs="Avenir"/>
           <w:color w:val="000000"/>
         </w:rPr>
-        <w:t xml:space="preserve">Proposal for common terminology on the elements or variables of padlocks</w:t>
+        <w:t>Proposal for common terminology on the elements or variables of padlocks</w:t>
       </w:r>
     </w:p>
     <w:sectPr>
-      <w:headerReference w:type="default" r:id="rId11"/>
-      <w:footerReference w:type="default" r:id="rId12"/>
+      <w:headerReference w:type="default" r:id="rId14"/>
+      <w:footerReference w:type="default" r:id="rId15"/>
       <w:pgSz w:w="11906" w:h="16838"/>
       <w:pgMar w:top="1440" w:right="1440" w:bottom="2269" w:left="1440" w:header="708" w:footer="708" w:gutter="0"/>
       <w:cols w:space="720"/>
+      <w:titlePg/>
       <w:docGrid w:linePitch="272"/>
     </w:sectPr>
   </w:body>
@@ -2265,6 +2365,72 @@
     <w:pPr>
       <w:pStyle w:val="Header"/>
     </w:pPr>
+    <w:r>
+      <w:rPr>
+        <w:noProof/>
+      </w:rPr>
+      <w:drawing>
+        <wp:anchor distT="0" distB="0" distL="114300" distR="114300" simplePos="0" relativeHeight="251663360" behindDoc="0" locked="0" layoutInCell="1" allowOverlap="1" wp14:anchorId="11A903ED" wp14:editId="203D224F">
+          <wp:simplePos x="0" y="0"/>
+          <wp:positionH relativeFrom="column">
+            <wp:posOffset>0</wp:posOffset>
+          </wp:positionH>
+          <wp:positionV relativeFrom="paragraph">
+            <wp:posOffset>-437957</wp:posOffset>
+          </wp:positionV>
+          <wp:extent cx="1216025" cy="909955"/>
+          <wp:effectExtent l="0" t="0" r="3175" b="4445"/>
+          <wp:wrapNone/>
+          <wp:docPr id="1471482888" name="Gráfico 5"/>
+          <wp:cNvGraphicFramePr>
+            <a:graphicFrameLocks xmlns:a="http://schemas.openxmlformats.org/drawingml/2006/main" noChangeAspect="1"/>
+          </wp:cNvGraphicFramePr>
+          <a:graphic xmlns:a="http://schemas.openxmlformats.org/drawingml/2006/main">
+            <a:graphicData uri="http://schemas.openxmlformats.org/drawingml/2006/picture">
+              <pic:pic xmlns:pic="http://schemas.openxmlformats.org/drawingml/2006/picture">
+                <pic:nvPicPr>
+                  <pic:cNvPr id="677588393" name="Gráfico 5"/>
+                  <pic:cNvPicPr>
+                    <a:picLocks noChangeAspect="1"/>
+                  </pic:cNvPicPr>
+                </pic:nvPicPr>
+                <pic:blipFill rotWithShape="1">
+                  <a:blip r:embed="rId1">
+                    <a:extLst>
+                      <a:ext uri="{28A0092B-C50C-407E-A947-70E740481C1C}">
+                        <a14:useLocalDpi xmlns:a14="http://schemas.microsoft.com/office/drawing/2010/main" val="0"/>
+                      </a:ext>
+                      <a:ext uri="{96DAC541-7B7A-43D3-8B79-37D633B846F1}">
+                        <asvg:svgBlip xmlns:asvg="http://schemas.microsoft.com/office/drawing/2016/SVG/main" r:embed="rId2"/>
+                      </a:ext>
+                    </a:extLst>
+                  </a:blip>
+                  <a:srcRect l="12497" t="14853" r="20703" b="13215"/>
+                  <a:stretch/>
+                </pic:blipFill>
+                <pic:spPr bwMode="auto">
+                  <a:xfrm>
+                    <a:off x="0" y="0"/>
+                    <a:ext cx="1216025" cy="909955"/>
+                  </a:xfrm>
+                  <a:prstGeom prst="rect">
+                    <a:avLst/>
+                  </a:prstGeom>
+                  <a:ln>
+                    <a:noFill/>
+                  </a:ln>
+                  <a:extLst>
+                    <a:ext uri="{53640926-AAD7-44D8-BBD7-CCE9431645EC}">
+                      <a14:shadowObscured xmlns:a14="http://schemas.microsoft.com/office/drawing/2010/main"/>
+                    </a:ext>
+                  </a:extLst>
+                </pic:spPr>
+              </pic:pic>
+            </a:graphicData>
+          </a:graphic>
+        </wp:anchor>
+      </w:drawing>
+    </w:r>
   </w:p>
 </w:hdr>
 </file>
@@ -3152,9 +3318,6 @@
   <w:style w:type="paragraph" w:default="1" w:styleId="Normal">
     <w:name w:val="Normal"/>
     <w:qFormat/>
-    <w:rPr>
-      <w:lang w:val="en"/>
-    </w:rPr>
   </w:style>
   <w:style w:type="paragraph" w:styleId="Heading1">
     <w:name w:val="heading 1"/>
@@ -3365,7 +3528,6 @@
     <w:basedOn w:val="Normal"/>
     <w:link w:val="HeaderChar"/>
     <w:uiPriority w:val="99"/>
-    <w:semiHidden/>
     <w:unhideWhenUsed/>
     <w:rsid w:val="008F7A92"/>
     <w:pPr>
@@ -3381,8 +3543,29 @@
     <w:basedOn w:val="DefaultParagraphFont"/>
     <w:link w:val="Header"/>
     <w:uiPriority w:val="99"/>
-    <w:semiHidden/>
     <w:rsid w:val="008F7A92"/>
+  </w:style>
+  <w:style w:type="paragraph" w:styleId="Footer">
+    <w:name w:val="footer"/>
+    <w:basedOn w:val="Normal"/>
+    <w:link w:val="FooterChar"/>
+    <w:uiPriority w:val="99"/>
+    <w:unhideWhenUsed/>
+    <w:rsid w:val="004E7059"/>
+    <w:pPr>
+      <w:tabs>
+        <w:tab w:val="center" w:pos="4252"/>
+        <w:tab w:val="right" w:pos="8504"/>
+      </w:tabs>
+      <w:spacing w:line="240" w:lineRule="auto"/>
+    </w:pPr>
+  </w:style>
+  <w:style w:type="character" w:customStyle="1" w:styleId="FooterChar">
+    <w:name w:val="Footer Char"/>
+    <w:basedOn w:val="DefaultParagraphFont"/>
+    <w:link w:val="Footer"/>
+    <w:uiPriority w:val="99"/>
+    <w:rsid w:val="004E7059"/>
   </w:style>
 </w:styles>
 </file>
